--- a/Documents/CFG - 001 - Wani_Connect_Documentacion_Tecnica.docx
+++ b/Documents/CFG - 001 - Wani_Connect_Documentacion_Tecnica.docx
@@ -244,7 +244,7 @@
           <w:sz w:val="36"/>
           <w:szCs w:val="36"/>
         </w:rPr>
-        <w:t>The Stallions Team</w:t>
+        <w:t>Wani Connect</w:t>
       </w:r>
     </w:p>
     <w:p>
@@ -649,7 +649,7 @@
                 <w:noProof/>
                 <w:webHidden/>
               </w:rPr>
-              <w:t>3</w:t>
+              <w:t>4</w:t>
             </w:r>
             <w:r>
               <w:rPr>
@@ -725,7 +725,7 @@
                 <w:noProof/>
                 <w:webHidden/>
               </w:rPr>
-              <w:t>3</w:t>
+              <w:t>4</w:t>
             </w:r>
             <w:r>
               <w:rPr>
@@ -801,7 +801,7 @@
                 <w:noProof/>
                 <w:webHidden/>
               </w:rPr>
-              <w:t>3</w:t>
+              <w:t>4</w:t>
             </w:r>
             <w:r>
               <w:rPr>
@@ -874,7 +874,7 @@
                 <w:noProof/>
                 <w:webHidden/>
               </w:rPr>
-              <w:t>4</w:t>
+              <w:t>5</w:t>
             </w:r>
             <w:r>
               <w:rPr>
@@ -950,7 +950,7 @@
                 <w:noProof/>
                 <w:webHidden/>
               </w:rPr>
-              <w:t>4</w:t>
+              <w:t>5</w:t>
             </w:r>
             <w:r>
               <w:rPr>
@@ -1026,7 +1026,7 @@
                 <w:noProof/>
                 <w:webHidden/>
               </w:rPr>
-              <w:t>4</w:t>
+              <w:t>5</w:t>
             </w:r>
             <w:r>
               <w:rPr>
@@ -1102,7 +1102,7 @@
                 <w:noProof/>
                 <w:webHidden/>
               </w:rPr>
-              <w:t>4</w:t>
+              <w:t>6</w:t>
             </w:r>
             <w:r>
               <w:rPr>
@@ -1178,7 +1178,7 @@
                 <w:noProof/>
                 <w:webHidden/>
               </w:rPr>
-              <w:t>5</w:t>
+              <w:t>6</w:t>
             </w:r>
             <w:r>
               <w:rPr>
@@ -1254,7 +1254,7 @@
                 <w:noProof/>
                 <w:webHidden/>
               </w:rPr>
-              <w:t>5</w:t>
+              <w:t>7</w:t>
             </w:r>
             <w:r>
               <w:rPr>
@@ -1330,7 +1330,7 @@
                 <w:noProof/>
                 <w:webHidden/>
               </w:rPr>
-              <w:t>5</w:t>
+              <w:t>7</w:t>
             </w:r>
             <w:r>
               <w:rPr>
@@ -1406,7 +1406,7 @@
                 <w:noProof/>
                 <w:webHidden/>
               </w:rPr>
-              <w:t>6</w:t>
+              <w:t>7</w:t>
             </w:r>
             <w:r>
               <w:rPr>
@@ -1482,7 +1482,7 @@
                 <w:noProof/>
                 <w:webHidden/>
               </w:rPr>
-              <w:t>6</w:t>
+              <w:t>7</w:t>
             </w:r>
             <w:r>
               <w:rPr>
@@ -1558,7 +1558,7 @@
                 <w:noProof/>
                 <w:webHidden/>
               </w:rPr>
-              <w:t>6</w:t>
+              <w:t>7</w:t>
             </w:r>
             <w:r>
               <w:rPr>
@@ -1634,7 +1634,7 @@
                 <w:noProof/>
                 <w:webHidden/>
               </w:rPr>
-              <w:t>6</w:t>
+              <w:t>8</w:t>
             </w:r>
             <w:r>
               <w:rPr>
@@ -1707,7 +1707,7 @@
                 <w:noProof/>
                 <w:webHidden/>
               </w:rPr>
-              <w:t>7</w:t>
+              <w:t>9</w:t>
             </w:r>
             <w:r>
               <w:rPr>
@@ -1783,7 +1783,7 @@
                 <w:noProof/>
                 <w:webHidden/>
               </w:rPr>
-              <w:t>7</w:t>
+              <w:t>9</w:t>
             </w:r>
             <w:r>
               <w:rPr>
@@ -1859,7 +1859,7 @@
                 <w:noProof/>
                 <w:webHidden/>
               </w:rPr>
-              <w:t>7</w:t>
+              <w:t>9</w:t>
             </w:r>
             <w:r>
               <w:rPr>
@@ -1931,7 +1931,7 @@
                 <w:noProof/>
                 <w:webHidden/>
               </w:rPr>
-              <w:t>7</w:t>
+              <w:t>9</w:t>
             </w:r>
             <w:r>
               <w:rPr>
@@ -2003,7 +2003,7 @@
                 <w:noProof/>
                 <w:webHidden/>
               </w:rPr>
-              <w:t>7</w:t>
+              <w:t>9</w:t>
             </w:r>
             <w:r>
               <w:rPr>
@@ -2079,7 +2079,7 @@
                 <w:noProof/>
                 <w:webHidden/>
               </w:rPr>
-              <w:t>7</w:t>
+              <w:t>9</w:t>
             </w:r>
             <w:r>
               <w:rPr>
@@ -2155,7 +2155,7 @@
                 <w:noProof/>
                 <w:webHidden/>
               </w:rPr>
-              <w:t>7</w:t>
+              <w:t>9</w:t>
             </w:r>
             <w:r>
               <w:rPr>
@@ -2228,7 +2228,7 @@
                 <w:noProof/>
                 <w:webHidden/>
               </w:rPr>
-              <w:t>9</w:t>
+              <w:t>10</w:t>
             </w:r>
             <w:r>
               <w:rPr>
@@ -2304,7 +2304,7 @@
                 <w:noProof/>
                 <w:webHidden/>
               </w:rPr>
-              <w:t>9</w:t>
+              <w:t>10</w:t>
             </w:r>
             <w:r>
               <w:rPr>
@@ -2380,7 +2380,7 @@
                 <w:noProof/>
                 <w:webHidden/>
               </w:rPr>
-              <w:t>9</w:t>
+              <w:t>10</w:t>
             </w:r>
             <w:r>
               <w:rPr>
@@ -2456,7 +2456,7 @@
                 <w:noProof/>
                 <w:webHidden/>
               </w:rPr>
-              <w:t>9</w:t>
+              <w:t>10</w:t>
             </w:r>
             <w:r>
               <w:rPr>
@@ -2532,7 +2532,7 @@
                 <w:noProof/>
                 <w:webHidden/>
               </w:rPr>
-              <w:t>9</w:t>
+              <w:t>10</w:t>
             </w:r>
             <w:r>
               <w:rPr>
@@ -2605,7 +2605,7 @@
                 <w:noProof/>
                 <w:webHidden/>
               </w:rPr>
-              <w:t>10</w:t>
+              <w:t>11</w:t>
             </w:r>
             <w:r>
               <w:rPr>
@@ -2681,7 +2681,7 @@
                 <w:noProof/>
                 <w:webHidden/>
               </w:rPr>
-              <w:t>10</w:t>
+              <w:t>11</w:t>
             </w:r>
             <w:r>
               <w:rPr>
@@ -2757,7 +2757,7 @@
                 <w:noProof/>
                 <w:webHidden/>
               </w:rPr>
-              <w:t>10</w:t>
+              <w:t>11</w:t>
             </w:r>
             <w:r>
               <w:rPr>
@@ -2833,7 +2833,7 @@
                 <w:noProof/>
                 <w:webHidden/>
               </w:rPr>
-              <w:t>10</w:t>
+              <w:t>11</w:t>
             </w:r>
             <w:r>
               <w:rPr>
@@ -2909,7 +2909,7 @@
                 <w:noProof/>
                 <w:webHidden/>
               </w:rPr>
-              <w:t>10</w:t>
+              <w:t>11</w:t>
             </w:r>
             <w:r>
               <w:rPr>
@@ -2982,7 +2982,7 @@
                 <w:noProof/>
                 <w:webHidden/>
               </w:rPr>
-              <w:t>11</w:t>
+              <w:t>12</w:t>
             </w:r>
             <w:r>
               <w:rPr>
@@ -3075,25 +3075,23 @@
           <w:sz w:val="24"/>
           <w:szCs w:val="24"/>
         </w:rPr>
-        <w:t xml:space="preserve">The Stallions es una aplicación móvil diseñada para facilitar la exploración y conexión con las Ciudades Creativas de Nicaragua, una red conformada por Bluefields, Estelí, Granada, Juigalpa, Matagalpa, Masaya, Managua, </w:t>
-      </w:r>
-      <w:proofErr w:type="spellStart"/>
-      <w:r>
-        <w:rPr>
-          <w:rFonts w:eastAsia="Times New Roman" w:cs="Times New Roman"/>
-          <w:sz w:val="24"/>
-          <w:szCs w:val="24"/>
-        </w:rPr>
-        <w:t>Nagarote</w:t>
-      </w:r>
-      <w:proofErr w:type="spellEnd"/>
-      <w:r>
-        <w:rPr>
-          <w:rFonts w:eastAsia="Times New Roman" w:cs="Times New Roman"/>
-          <w:sz w:val="24"/>
-          <w:szCs w:val="24"/>
-        </w:rPr>
-        <w:t>, León y San Juan de Oriente. Estas ciudades, reconocidas por el Ministerio de Turismo y UNESCO, se destacan por impulsar el desarrollo social, cultural y económico a través del talento, la creatividad y las industrias culturales como el arte, la artesanía, la música, la moda, la literatura y la gastronomía.</w:t>
+        <w:t xml:space="preserve">The Stallions es una aplicación móvil diseñada para facilitar la exploración y conexión con las Ciudades Creativas de Nicaragua, una red conformada por Bluefields, Estelí, Granada, Juigalpa, Matagalpa, Masaya, Managua, Nagarote, León y San Juan de Oriente. Estas ciudades, </w:t>
+      </w:r>
+      <w:r>
+        <w:rPr>
+          <w:rFonts w:eastAsia="Times New Roman" w:cs="Times New Roman"/>
+          <w:sz w:val="24"/>
+          <w:szCs w:val="24"/>
+        </w:rPr>
+        <w:t>por INTUR y la red Nacionales de cuidades creativas</w:t>
+      </w:r>
+      <w:r>
+        <w:rPr>
+          <w:rFonts w:eastAsia="Times New Roman" w:cs="Times New Roman"/>
+          <w:sz w:val="24"/>
+          <w:szCs w:val="24"/>
+        </w:rPr>
+        <w:t>, se destacan por impulsar el desarrollo social, cultural y económico a través del talento, la creatividad y las industrias culturales como el arte, la artesanía, la música, la moda, la literatura y la gastronomía.</w:t>
       </w:r>
     </w:p>
     <w:p>
@@ -3251,7 +3249,6 @@
             <w:vAlign w:val="center"/>
           </w:tcPr>
           <w:p>
-            <w:proofErr w:type="spellStart"/>
             <w:r>
               <w:rPr>
                 <w:rFonts w:eastAsia="Times New Roman" w:cs="Times New Roman"/>
@@ -3260,7 +3257,6 @@
               </w:rPr>
               <w:t>Frontend</w:t>
             </w:r>
-            <w:proofErr w:type="spellEnd"/>
           </w:p>
         </w:tc>
         <w:tc>
@@ -3272,23 +3268,13 @@
             <w:vAlign w:val="center"/>
           </w:tcPr>
           <w:p>
-            <w:proofErr w:type="spellStart"/>
             <w:r>
               <w:rPr>
                 <w:rFonts w:eastAsia="Times New Roman" w:cs="Times New Roman"/>
                 <w:sz w:val="24"/>
                 <w:szCs w:val="24"/>
               </w:rPr>
-              <w:t>React</w:t>
-            </w:r>
-            <w:proofErr w:type="spellEnd"/>
-            <w:r>
-              <w:rPr>
-                <w:rFonts w:eastAsia="Times New Roman" w:cs="Times New Roman"/>
-                <w:sz w:val="24"/>
-                <w:szCs w:val="24"/>
-              </w:rPr>
-              <w:t xml:space="preserve"> Native (Expo)</w:t>
+              <w:t>React Native (Expo)</w:t>
             </w:r>
           </w:p>
         </w:tc>
@@ -3459,23 +3445,13 @@
             <w:vAlign w:val="center"/>
           </w:tcPr>
           <w:p>
-            <w:proofErr w:type="spellStart"/>
             <w:r>
               <w:rPr>
                 <w:rFonts w:eastAsia="Times New Roman" w:cs="Times New Roman"/>
                 <w:sz w:val="24"/>
                 <w:szCs w:val="24"/>
               </w:rPr>
-              <w:t>Firebase</w:t>
-            </w:r>
-            <w:proofErr w:type="spellEnd"/>
-            <w:r>
-              <w:rPr>
-                <w:rFonts w:eastAsia="Times New Roman" w:cs="Times New Roman"/>
-                <w:sz w:val="24"/>
-                <w:szCs w:val="24"/>
-              </w:rPr>
-              <w:t xml:space="preserve"> Auth + JWT</w:t>
+              <w:t>Firebase Auth + JWT</w:t>
             </w:r>
           </w:p>
         </w:tc>
@@ -3574,18 +3550,8 @@
                 <w:sz w:val="24"/>
                 <w:szCs w:val="24"/>
               </w:rPr>
-              <w:t xml:space="preserve">Lenguaje </w:t>
-            </w:r>
-            <w:proofErr w:type="spellStart"/>
-            <w:r>
-              <w:rPr>
-                <w:rFonts w:eastAsia="Times New Roman" w:cs="Times New Roman"/>
-                <w:sz w:val="24"/>
-                <w:szCs w:val="24"/>
-              </w:rPr>
-              <w:t>Frontend</w:t>
-            </w:r>
-            <w:proofErr w:type="spellEnd"/>
+              <w:t>Lenguaje Frontend</w:t>
+            </w:r>
           </w:p>
         </w:tc>
         <w:tc>
@@ -3597,23 +3563,13 @@
             <w:vAlign w:val="center"/>
           </w:tcPr>
           <w:p>
-            <w:proofErr w:type="spellStart"/>
             <w:r>
               <w:rPr>
                 <w:rFonts w:eastAsia="Times New Roman" w:cs="Times New Roman"/>
                 <w:sz w:val="24"/>
                 <w:szCs w:val="24"/>
               </w:rPr>
-              <w:t>TypeScript</w:t>
-            </w:r>
-            <w:proofErr w:type="spellEnd"/>
-            <w:r>
-              <w:rPr>
-                <w:rFonts w:eastAsia="Times New Roman" w:cs="Times New Roman"/>
-                <w:sz w:val="24"/>
-                <w:szCs w:val="24"/>
-              </w:rPr>
-              <w:t xml:space="preserve"> / JavaScript</w:t>
+              <w:t>TypeScript / JavaScript</w:t>
             </w:r>
           </w:p>
         </w:tc>
@@ -3712,18 +3668,8 @@
                 <w:sz w:val="24"/>
                 <w:szCs w:val="24"/>
               </w:rPr>
-              <w:t xml:space="preserve">Gestor de paquetes </w:t>
-            </w:r>
-            <w:proofErr w:type="spellStart"/>
-            <w:r>
-              <w:rPr>
-                <w:rFonts w:eastAsia="Times New Roman" w:cs="Times New Roman"/>
-                <w:sz w:val="24"/>
-                <w:szCs w:val="24"/>
-              </w:rPr>
-              <w:t>Frontend</w:t>
-            </w:r>
-            <w:proofErr w:type="spellEnd"/>
+              <w:t>Gestor de paquetes Frontend</w:t>
+            </w:r>
           </w:p>
         </w:tc>
         <w:tc>
@@ -3735,7 +3681,6 @@
             <w:vAlign w:val="center"/>
           </w:tcPr>
           <w:p>
-            <w:proofErr w:type="spellStart"/>
             <w:r>
               <w:rPr>
                 <w:rFonts w:eastAsia="Times New Roman" w:cs="Times New Roman"/>
@@ -3744,7 +3689,6 @@
               </w:rPr>
               <w:t>npm</w:t>
             </w:r>
-            <w:proofErr w:type="spellEnd"/>
           </w:p>
         </w:tc>
         <w:tc>
@@ -3957,43 +3901,7 @@
           <w:sz w:val="24"/>
           <w:szCs w:val="24"/>
         </w:rPr>
-        <w:t xml:space="preserve"> que contiene tanto el </w:t>
-      </w:r>
-      <w:proofErr w:type="spellStart"/>
-      <w:r>
-        <w:rPr>
-          <w:rFonts w:eastAsia="Times New Roman" w:cs="Times New Roman"/>
-          <w:sz w:val="24"/>
-          <w:szCs w:val="24"/>
-        </w:rPr>
-        <w:t>frontend</w:t>
-      </w:r>
-      <w:proofErr w:type="spellEnd"/>
-      <w:r>
-        <w:rPr>
-          <w:rFonts w:eastAsia="Times New Roman" w:cs="Times New Roman"/>
-          <w:sz w:val="24"/>
-          <w:szCs w:val="24"/>
-        </w:rPr>
-        <w:t xml:space="preserve"> como el </w:t>
-      </w:r>
-      <w:proofErr w:type="spellStart"/>
-      <w:r>
-        <w:rPr>
-          <w:rFonts w:eastAsia="Times New Roman" w:cs="Times New Roman"/>
-          <w:sz w:val="24"/>
-          <w:szCs w:val="24"/>
-        </w:rPr>
-        <w:t>backend</w:t>
-      </w:r>
-      <w:proofErr w:type="spellEnd"/>
-      <w:r>
-        <w:rPr>
-          <w:rFonts w:eastAsia="Times New Roman" w:cs="Times New Roman"/>
-          <w:sz w:val="24"/>
-          <w:szCs w:val="24"/>
-        </w:rPr>
-        <w:t xml:space="preserve"> en carpetas independientes dentro de la misma raíz.</w:t>
+        <w:t xml:space="preserve"> que contiene tanto el frontend como el backend en carpetas independientes dentro de la misma raíz.</w:t>
       </w:r>
     </w:p>
     <w:p/>
@@ -4296,47 +4204,7 @@
           <w:sz w:val="24"/>
           <w:szCs w:val="24"/>
         </w:rPr>
-        <w:t xml:space="preserve">, </w:t>
-      </w:r>
-      <w:proofErr w:type="spellStart"/>
-      <w:r>
-        <w:rPr>
-          <w:rFonts w:eastAsia="Times New Roman" w:cs="Times New Roman"/>
-          <w:bCs/>
-          <w:sz w:val="24"/>
-          <w:szCs w:val="24"/>
-        </w:rPr>
-        <w:t>frontend</w:t>
-      </w:r>
-      <w:proofErr w:type="spellEnd"/>
-      <w:r>
-        <w:rPr>
-          <w:rFonts w:eastAsia="Times New Roman" w:cs="Times New Roman"/>
-          <w:bCs/>
-          <w:sz w:val="24"/>
-          <w:szCs w:val="24"/>
-        </w:rPr>
-        <w:t xml:space="preserve">, </w:t>
-      </w:r>
-      <w:proofErr w:type="spellStart"/>
-      <w:r>
-        <w:rPr>
-          <w:rFonts w:eastAsia="Times New Roman" w:cs="Times New Roman"/>
-          <w:bCs/>
-          <w:sz w:val="24"/>
-          <w:szCs w:val="24"/>
-        </w:rPr>
-        <w:t>backend</w:t>
-      </w:r>
-      <w:proofErr w:type="spellEnd"/>
-      <w:r>
-        <w:rPr>
-          <w:rFonts w:eastAsia="Times New Roman" w:cs="Times New Roman"/>
-          <w:bCs/>
-          <w:sz w:val="24"/>
-          <w:szCs w:val="24"/>
-        </w:rPr>
-        <w:t>)</w:t>
+        <w:t>, frontend, backend)</w:t>
       </w:r>
       <w:bookmarkEnd w:id="5"/>
     </w:p>
@@ -4368,43 +4236,7 @@
           <w:sz w:val="24"/>
           <w:szCs w:val="24"/>
         </w:rPr>
-        <w:t xml:space="preserve"> funciona como rama principal y estable, mientras que </w:t>
-      </w:r>
-      <w:proofErr w:type="spellStart"/>
-      <w:r>
-        <w:rPr>
-          <w:rFonts w:eastAsia="Times New Roman" w:cs="Times New Roman"/>
-          <w:sz w:val="24"/>
-          <w:szCs w:val="24"/>
-        </w:rPr>
-        <w:t>frontend</w:t>
-      </w:r>
-      <w:proofErr w:type="spellEnd"/>
-      <w:r>
-        <w:rPr>
-          <w:rFonts w:eastAsia="Times New Roman" w:cs="Times New Roman"/>
-          <w:sz w:val="24"/>
-          <w:szCs w:val="24"/>
-        </w:rPr>
-        <w:t xml:space="preserve"> y </w:t>
-      </w:r>
-      <w:proofErr w:type="spellStart"/>
-      <w:r>
-        <w:rPr>
-          <w:rFonts w:eastAsia="Times New Roman" w:cs="Times New Roman"/>
-          <w:sz w:val="24"/>
-          <w:szCs w:val="24"/>
-        </w:rPr>
-        <w:t>backend</w:t>
-      </w:r>
-      <w:proofErr w:type="spellEnd"/>
-      <w:r>
-        <w:rPr>
-          <w:rFonts w:eastAsia="Times New Roman" w:cs="Times New Roman"/>
-          <w:sz w:val="24"/>
-          <w:szCs w:val="24"/>
-        </w:rPr>
-        <w:t xml:space="preserve"> se utilizan para el desarrollo independiente de cada componente.</w:t>
+        <w:t xml:space="preserve"> funciona como rama principal y estable, mientras que frontend y backend se utilizan para el desarrollo independiente de cada componente.</w:t>
       </w:r>
     </w:p>
     <w:p/>
@@ -4525,7 +4357,6 @@
             <w:vAlign w:val="center"/>
           </w:tcPr>
           <w:p>
-            <w:proofErr w:type="spellStart"/>
             <w:r>
               <w:rPr>
                 <w:rFonts w:eastAsia="Times New Roman" w:cs="Times New Roman"/>
@@ -4534,7 +4365,6 @@
               </w:rPr>
               <w:t>frontend</w:t>
             </w:r>
-            <w:proofErr w:type="spellEnd"/>
           </w:p>
         </w:tc>
         <w:tc>
@@ -4552,43 +4382,7 @@
                 <w:sz w:val="24"/>
                 <w:szCs w:val="24"/>
               </w:rPr>
-              <w:t xml:space="preserve">Desarrollo del </w:t>
-            </w:r>
-            <w:proofErr w:type="spellStart"/>
-            <w:r>
-              <w:rPr>
-                <w:rFonts w:eastAsia="Times New Roman" w:cs="Times New Roman"/>
-                <w:sz w:val="24"/>
-                <w:szCs w:val="24"/>
-              </w:rPr>
-              <w:t>frontend</w:t>
-            </w:r>
-            <w:proofErr w:type="spellEnd"/>
-            <w:r>
-              <w:rPr>
-                <w:rFonts w:eastAsia="Times New Roman" w:cs="Times New Roman"/>
-                <w:sz w:val="24"/>
-                <w:szCs w:val="24"/>
-              </w:rPr>
-              <w:t xml:space="preserve"> (Expo/</w:t>
-            </w:r>
-            <w:proofErr w:type="spellStart"/>
-            <w:r>
-              <w:rPr>
-                <w:rFonts w:eastAsia="Times New Roman" w:cs="Times New Roman"/>
-                <w:sz w:val="24"/>
-                <w:szCs w:val="24"/>
-              </w:rPr>
-              <w:t>React</w:t>
-            </w:r>
-            <w:proofErr w:type="spellEnd"/>
-            <w:r>
-              <w:rPr>
-                <w:rFonts w:eastAsia="Times New Roman" w:cs="Times New Roman"/>
-                <w:sz w:val="24"/>
-                <w:szCs w:val="24"/>
-              </w:rPr>
-              <w:t xml:space="preserve"> Native)</w:t>
+              <w:t>Desarrollo del frontend (Expo/React Native)</w:t>
             </w:r>
           </w:p>
         </w:tc>
@@ -4603,7 +4397,6 @@
             <w:vAlign w:val="center"/>
           </w:tcPr>
           <w:p>
-            <w:proofErr w:type="spellStart"/>
             <w:r>
               <w:rPr>
                 <w:rFonts w:eastAsia="Times New Roman" w:cs="Times New Roman"/>
@@ -4612,7 +4405,6 @@
               </w:rPr>
               <w:t>backend</w:t>
             </w:r>
-            <w:proofErr w:type="spellEnd"/>
           </w:p>
         </w:tc>
         <w:tc>
@@ -4630,25 +4422,7 @@
                 <w:sz w:val="24"/>
                 <w:szCs w:val="24"/>
               </w:rPr>
-              <w:t xml:space="preserve">Desarrollo del </w:t>
-            </w:r>
-            <w:proofErr w:type="spellStart"/>
-            <w:r>
-              <w:rPr>
-                <w:rFonts w:eastAsia="Times New Roman" w:cs="Times New Roman"/>
-                <w:sz w:val="24"/>
-                <w:szCs w:val="24"/>
-              </w:rPr>
-              <w:t>backend</w:t>
-            </w:r>
-            <w:proofErr w:type="spellEnd"/>
-            <w:r>
-              <w:rPr>
-                <w:rFonts w:eastAsia="Times New Roman" w:cs="Times New Roman"/>
-                <w:sz w:val="24"/>
-                <w:szCs w:val="24"/>
-              </w:rPr>
-              <w:t xml:space="preserve"> (Spring Boot)</w:t>
+              <w:t>Desarrollo del backend (Spring Boot)</w:t>
             </w:r>
           </w:p>
         </w:tc>
@@ -4687,43 +4461,7 @@
           <w:sz w:val="24"/>
           <w:szCs w:val="24"/>
         </w:rPr>
-        <w:t>El flujo de trabajo sigue el siguiente patrón: se desarrolla en la rama correspondiente (</w:t>
-      </w:r>
-      <w:proofErr w:type="spellStart"/>
-      <w:r>
-        <w:rPr>
-          <w:rFonts w:eastAsia="Times New Roman" w:cs="Times New Roman"/>
-          <w:sz w:val="24"/>
-          <w:szCs w:val="24"/>
-        </w:rPr>
-        <w:t>frontend</w:t>
-      </w:r>
-      <w:proofErr w:type="spellEnd"/>
-      <w:r>
-        <w:rPr>
-          <w:rFonts w:eastAsia="Times New Roman" w:cs="Times New Roman"/>
-          <w:sz w:val="24"/>
-          <w:szCs w:val="24"/>
-        </w:rPr>
-        <w:t xml:space="preserve"> o </w:t>
-      </w:r>
-      <w:proofErr w:type="spellStart"/>
-      <w:r>
-        <w:rPr>
-          <w:rFonts w:eastAsia="Times New Roman" w:cs="Times New Roman"/>
-          <w:sz w:val="24"/>
-          <w:szCs w:val="24"/>
-        </w:rPr>
-        <w:t>backend</w:t>
-      </w:r>
-      <w:proofErr w:type="spellEnd"/>
-      <w:r>
-        <w:rPr>
-          <w:rFonts w:eastAsia="Times New Roman" w:cs="Times New Roman"/>
-          <w:sz w:val="24"/>
-          <w:szCs w:val="24"/>
-        </w:rPr>
-        <w:t xml:space="preserve">), se crea un Pull </w:t>
+        <w:t xml:space="preserve">El flujo de trabajo sigue el siguiente patrón: se desarrolla en la rama correspondiente (frontend o backend), se crea un Pull </w:t>
       </w:r>
       <w:proofErr w:type="spellStart"/>
       <w:r>
@@ -4795,27 +4533,7 @@
           <w:szCs w:val="24"/>
         </w:rPr>
         <w:lastRenderedPageBreak/>
-        <w:t xml:space="preserve">2.3 CFG-001.3 — Proyecto </w:t>
-      </w:r>
-      <w:proofErr w:type="spellStart"/>
-      <w:r>
-        <w:rPr>
-          <w:rFonts w:eastAsia="Times New Roman" w:cs="Times New Roman"/>
-          <w:bCs/>
-          <w:sz w:val="24"/>
-          <w:szCs w:val="24"/>
-        </w:rPr>
-        <w:t>React</w:t>
-      </w:r>
-      <w:proofErr w:type="spellEnd"/>
-      <w:r>
-        <w:rPr>
-          <w:rFonts w:eastAsia="Times New Roman" w:cs="Times New Roman"/>
-          <w:bCs/>
-          <w:sz w:val="24"/>
-          <w:szCs w:val="24"/>
-        </w:rPr>
-        <w:t xml:space="preserve"> Native (Expo)</w:t>
+        <w:t>2.3 CFG-001.3 — Proyecto React Native (Expo)</w:t>
       </w:r>
       <w:bookmarkEnd w:id="6"/>
     </w:p>
@@ -4829,7 +4547,7 @@
           <w:sz w:val="24"/>
           <w:szCs w:val="24"/>
         </w:rPr>
-        <w:t xml:space="preserve">El </w:t>
+        <w:t xml:space="preserve">El frontend fue creado con Expo SDK 57 utilizando </w:t>
       </w:r>
       <w:proofErr w:type="spellStart"/>
       <w:r>
@@ -4838,7 +4556,7 @@
           <w:sz w:val="24"/>
           <w:szCs w:val="24"/>
         </w:rPr>
-        <w:t>frontend</w:t>
+        <w:t>create</w:t>
       </w:r>
       <w:proofErr w:type="spellEnd"/>
       <w:r>
@@ -4847,7 +4565,7 @@
           <w:sz w:val="24"/>
           <w:szCs w:val="24"/>
         </w:rPr>
-        <w:t xml:space="preserve"> fue creado con Expo SDK 57 utilizando </w:t>
+        <w:t xml:space="preserve">-expo-app. La configuración incluye </w:t>
       </w:r>
       <w:proofErr w:type="spellStart"/>
       <w:r>
@@ -4856,7 +4574,7 @@
           <w:sz w:val="24"/>
           <w:szCs w:val="24"/>
         </w:rPr>
-        <w:t>create</w:t>
+        <w:t>react-router</w:t>
       </w:r>
       <w:proofErr w:type="spellEnd"/>
       <w:r>
@@ -4865,43 +4583,7 @@
           <w:sz w:val="24"/>
           <w:szCs w:val="24"/>
         </w:rPr>
-        <w:t xml:space="preserve">-expo-app. La configuración incluye </w:t>
-      </w:r>
-      <w:proofErr w:type="spellStart"/>
-      <w:r>
-        <w:rPr>
-          <w:rFonts w:eastAsia="Times New Roman" w:cs="Times New Roman"/>
-          <w:sz w:val="24"/>
-          <w:szCs w:val="24"/>
-        </w:rPr>
-        <w:t>react-router</w:t>
-      </w:r>
-      <w:proofErr w:type="spellEnd"/>
-      <w:r>
-        <w:rPr>
-          <w:rFonts w:eastAsia="Times New Roman" w:cs="Times New Roman"/>
-          <w:sz w:val="24"/>
-          <w:szCs w:val="24"/>
-        </w:rPr>
-        <w:t xml:space="preserve"> para enrutamiento basado en archivos, </w:t>
-      </w:r>
-      <w:proofErr w:type="spellStart"/>
-      <w:r>
-        <w:rPr>
-          <w:rFonts w:eastAsia="Times New Roman" w:cs="Times New Roman"/>
-          <w:sz w:val="24"/>
-          <w:szCs w:val="24"/>
-        </w:rPr>
-        <w:t>TypeScript</w:t>
-      </w:r>
-      <w:proofErr w:type="spellEnd"/>
-      <w:r>
-        <w:rPr>
-          <w:rFonts w:eastAsia="Times New Roman" w:cs="Times New Roman"/>
-          <w:sz w:val="24"/>
-          <w:szCs w:val="24"/>
-        </w:rPr>
-        <w:t xml:space="preserve"> para </w:t>
+        <w:t xml:space="preserve"> para enrutamiento basado en archivos, TypeScript para </w:t>
       </w:r>
       <w:proofErr w:type="spellStart"/>
       <w:r>
@@ -5053,23 +4735,13 @@
             <w:vAlign w:val="center"/>
           </w:tcPr>
           <w:p>
-            <w:proofErr w:type="spellStart"/>
             <w:r>
               <w:rPr>
                 <w:rFonts w:eastAsia="Times New Roman" w:cs="Times New Roman"/>
                 <w:sz w:val="24"/>
                 <w:szCs w:val="24"/>
               </w:rPr>
-              <w:t>React</w:t>
-            </w:r>
-            <w:proofErr w:type="spellEnd"/>
-            <w:r>
-              <w:rPr>
-                <w:rFonts w:eastAsia="Times New Roman" w:cs="Times New Roman"/>
-                <w:sz w:val="24"/>
-                <w:szCs w:val="24"/>
-              </w:rPr>
-              <w:t xml:space="preserve"> Native con Expo</w:t>
+              <w:t>React Native con Expo</w:t>
             </w:r>
           </w:p>
         </w:tc>
@@ -5110,6 +4782,86 @@
                 <w:szCs w:val="24"/>
               </w:rPr>
               <w:t>57</w:t>
+            </w:r>
+          </w:p>
+        </w:tc>
+      </w:tr>
+      <w:tr>
+        <w:tc>
+          <w:tcPr>
+            <w:tcW w:w="4500" w:type="dxa"/>
+            <w:tcBorders>
+              <w:bottom w:val="single" w:sz="1" w:space="0" w:color="000000"/>
+            </w:tcBorders>
+            <w:vAlign w:val="center"/>
+          </w:tcPr>
+          <w:p>
+            <w:r>
+              <w:rPr>
+                <w:rFonts w:eastAsia="Times New Roman" w:cs="Times New Roman"/>
+                <w:sz w:val="24"/>
+                <w:szCs w:val="24"/>
+              </w:rPr>
+              <w:t>React</w:t>
+            </w:r>
+          </w:p>
+        </w:tc>
+        <w:tc>
+          <w:tcPr>
+            <w:tcW w:w="4500" w:type="dxa"/>
+            <w:tcBorders>
+              <w:bottom w:val="single" w:sz="1" w:space="0" w:color="000000"/>
+            </w:tcBorders>
+            <w:vAlign w:val="center"/>
+          </w:tcPr>
+          <w:p>
+            <w:r>
+              <w:rPr>
+                <w:rFonts w:eastAsia="Times New Roman" w:cs="Times New Roman"/>
+                <w:sz w:val="24"/>
+                <w:szCs w:val="24"/>
+              </w:rPr>
+              <w:t>19.2.3</w:t>
+            </w:r>
+          </w:p>
+        </w:tc>
+      </w:tr>
+      <w:tr>
+        <w:tc>
+          <w:tcPr>
+            <w:tcW w:w="4500" w:type="dxa"/>
+            <w:tcBorders>
+              <w:bottom w:val="single" w:sz="1" w:space="0" w:color="000000"/>
+            </w:tcBorders>
+            <w:vAlign w:val="center"/>
+          </w:tcPr>
+          <w:p>
+            <w:r>
+              <w:rPr>
+                <w:rFonts w:eastAsia="Times New Roman" w:cs="Times New Roman"/>
+                <w:sz w:val="24"/>
+                <w:szCs w:val="24"/>
+              </w:rPr>
+              <w:t>React Native</w:t>
+            </w:r>
+          </w:p>
+        </w:tc>
+        <w:tc>
+          <w:tcPr>
+            <w:tcW w:w="4500" w:type="dxa"/>
+            <w:tcBorders>
+              <w:bottom w:val="single" w:sz="1" w:space="0" w:color="000000"/>
+            </w:tcBorders>
+            <w:vAlign w:val="center"/>
+          </w:tcPr>
+          <w:p>
+            <w:r>
+              <w:rPr>
+                <w:rFonts w:eastAsia="Times New Roman" w:cs="Times New Roman"/>
+                <w:sz w:val="24"/>
+                <w:szCs w:val="24"/>
+              </w:rPr>
+              <w:t>0.86.0</w:t>
             </w:r>
           </w:p>
         </w:tc>
@@ -5131,7 +4883,7 @@
                 <w:sz w:val="24"/>
                 <w:szCs w:val="24"/>
               </w:rPr>
-              <w:t>React</w:t>
+              <w:t>Router</w:t>
             </w:r>
             <w:proofErr w:type="spellEnd"/>
           </w:p>
@@ -5151,7 +4903,25 @@
                 <w:sz w:val="24"/>
                 <w:szCs w:val="24"/>
               </w:rPr>
-              <w:t>19.2.3</w:t>
+              <w:t>expo-</w:t>
+            </w:r>
+            <w:proofErr w:type="spellStart"/>
+            <w:r>
+              <w:rPr>
+                <w:rFonts w:eastAsia="Times New Roman" w:cs="Times New Roman"/>
+                <w:sz w:val="24"/>
+                <w:szCs w:val="24"/>
+              </w:rPr>
+              <w:t>router</w:t>
+            </w:r>
+            <w:proofErr w:type="spellEnd"/>
+            <w:r>
+              <w:rPr>
+                <w:rFonts w:eastAsia="Times New Roman" w:cs="Times New Roman"/>
+                <w:sz w:val="24"/>
+                <w:szCs w:val="24"/>
+              </w:rPr>
+              <w:t xml:space="preserve"> 57.0.6</w:t>
             </w:r>
           </w:p>
         </w:tc>
@@ -5166,23 +4936,13 @@
             <w:vAlign w:val="center"/>
           </w:tcPr>
           <w:p>
-            <w:proofErr w:type="spellStart"/>
             <w:r>
               <w:rPr>
                 <w:rFonts w:eastAsia="Times New Roman" w:cs="Times New Roman"/>
                 <w:sz w:val="24"/>
                 <w:szCs w:val="24"/>
               </w:rPr>
-              <w:t>React</w:t>
-            </w:r>
-            <w:proofErr w:type="spellEnd"/>
-            <w:r>
-              <w:rPr>
-                <w:rFonts w:eastAsia="Times New Roman" w:cs="Times New Roman"/>
-                <w:sz w:val="24"/>
-                <w:szCs w:val="24"/>
-              </w:rPr>
-              <w:t xml:space="preserve"> Native</w:t>
+              <w:t>TypeScript</w:t>
             </w:r>
           </w:p>
         </w:tc>
@@ -5201,7 +4961,7 @@
                 <w:sz w:val="24"/>
                 <w:szCs w:val="24"/>
               </w:rPr>
-              <w:t>0.86.0</w:t>
+              <w:t>6.0.3</w:t>
             </w:r>
           </w:p>
         </w:tc>
@@ -5216,108 +4976,6 @@
             <w:vAlign w:val="center"/>
           </w:tcPr>
           <w:p>
-            <w:proofErr w:type="spellStart"/>
-            <w:r>
-              <w:rPr>
-                <w:rFonts w:eastAsia="Times New Roman" w:cs="Times New Roman"/>
-                <w:sz w:val="24"/>
-                <w:szCs w:val="24"/>
-              </w:rPr>
-              <w:t>Router</w:t>
-            </w:r>
-            <w:proofErr w:type="spellEnd"/>
-          </w:p>
-        </w:tc>
-        <w:tc>
-          <w:tcPr>
-            <w:tcW w:w="4500" w:type="dxa"/>
-            <w:tcBorders>
-              <w:bottom w:val="single" w:sz="1" w:space="0" w:color="000000"/>
-            </w:tcBorders>
-            <w:vAlign w:val="center"/>
-          </w:tcPr>
-          <w:p>
-            <w:r>
-              <w:rPr>
-                <w:rFonts w:eastAsia="Times New Roman" w:cs="Times New Roman"/>
-                <w:sz w:val="24"/>
-                <w:szCs w:val="24"/>
-              </w:rPr>
-              <w:t>expo-</w:t>
-            </w:r>
-            <w:proofErr w:type="spellStart"/>
-            <w:r>
-              <w:rPr>
-                <w:rFonts w:eastAsia="Times New Roman" w:cs="Times New Roman"/>
-                <w:sz w:val="24"/>
-                <w:szCs w:val="24"/>
-              </w:rPr>
-              <w:t>router</w:t>
-            </w:r>
-            <w:proofErr w:type="spellEnd"/>
-            <w:r>
-              <w:rPr>
-                <w:rFonts w:eastAsia="Times New Roman" w:cs="Times New Roman"/>
-                <w:sz w:val="24"/>
-                <w:szCs w:val="24"/>
-              </w:rPr>
-              <w:t xml:space="preserve"> 57.0.6</w:t>
-            </w:r>
-          </w:p>
-        </w:tc>
-      </w:tr>
-      <w:tr>
-        <w:tc>
-          <w:tcPr>
-            <w:tcW w:w="4500" w:type="dxa"/>
-            <w:tcBorders>
-              <w:bottom w:val="single" w:sz="1" w:space="0" w:color="000000"/>
-            </w:tcBorders>
-            <w:vAlign w:val="center"/>
-          </w:tcPr>
-          <w:p>
-            <w:proofErr w:type="spellStart"/>
-            <w:r>
-              <w:rPr>
-                <w:rFonts w:eastAsia="Times New Roman" w:cs="Times New Roman"/>
-                <w:sz w:val="24"/>
-                <w:szCs w:val="24"/>
-              </w:rPr>
-              <w:t>TypeScript</w:t>
-            </w:r>
-            <w:proofErr w:type="spellEnd"/>
-          </w:p>
-        </w:tc>
-        <w:tc>
-          <w:tcPr>
-            <w:tcW w:w="4500" w:type="dxa"/>
-            <w:tcBorders>
-              <w:bottom w:val="single" w:sz="1" w:space="0" w:color="000000"/>
-            </w:tcBorders>
-            <w:vAlign w:val="center"/>
-          </w:tcPr>
-          <w:p>
-            <w:r>
-              <w:rPr>
-                <w:rFonts w:eastAsia="Times New Roman" w:cs="Times New Roman"/>
-                <w:sz w:val="24"/>
-                <w:szCs w:val="24"/>
-              </w:rPr>
-              <w:t>6.0.3</w:t>
-            </w:r>
-          </w:p>
-        </w:tc>
-      </w:tr>
-      <w:tr>
-        <w:tc>
-          <w:tcPr>
-            <w:tcW w:w="4500" w:type="dxa"/>
-            <w:tcBorders>
-              <w:bottom w:val="single" w:sz="1" w:space="0" w:color="000000"/>
-            </w:tcBorders>
-            <w:vAlign w:val="center"/>
-          </w:tcPr>
-          <w:p>
             <w:r>
               <w:rPr>
                 <w:rFonts w:eastAsia="Times New Roman" w:cs="Times New Roman"/>
@@ -5379,25 +5037,7 @@
           <w:sz w:val="24"/>
           <w:szCs w:val="24"/>
         </w:rPr>
-        <w:t xml:space="preserve">Las dependencias principales incluyen </w:t>
-      </w:r>
-      <w:proofErr w:type="spellStart"/>
-      <w:r>
-        <w:rPr>
-          <w:rFonts w:eastAsia="Times New Roman" w:cs="Times New Roman"/>
-          <w:sz w:val="24"/>
-          <w:szCs w:val="24"/>
-        </w:rPr>
-        <w:t>Firebase</w:t>
-      </w:r>
-      <w:proofErr w:type="spellEnd"/>
-      <w:r>
-        <w:rPr>
-          <w:rFonts w:eastAsia="Times New Roman" w:cs="Times New Roman"/>
-          <w:sz w:val="24"/>
-          <w:szCs w:val="24"/>
-        </w:rPr>
-        <w:t xml:space="preserve"> JS SDK (^12.16.0) para autenticación en cliente, Axios (^1.18.1) para peticiones HTTP, expo-</w:t>
+        <w:t>Las dependencias principales incluyen Firebase JS SDK (^12.16.0) para autenticación en cliente, Axios (^1.18.1) para peticiones HTTP, expo-</w:t>
       </w:r>
       <w:proofErr w:type="spellStart"/>
       <w:r>
@@ -5499,25 +5139,7 @@
           <w:sz w:val="24"/>
           <w:szCs w:val="24"/>
         </w:rPr>
-        <w:t xml:space="preserve">El </w:t>
-      </w:r>
-      <w:proofErr w:type="spellStart"/>
-      <w:r>
-        <w:rPr>
-          <w:rFonts w:eastAsia="Times New Roman" w:cs="Times New Roman"/>
-          <w:sz w:val="24"/>
-          <w:szCs w:val="24"/>
-        </w:rPr>
-        <w:t>backend</w:t>
-      </w:r>
-      <w:proofErr w:type="spellEnd"/>
-      <w:r>
-        <w:rPr>
-          <w:rFonts w:eastAsia="Times New Roman" w:cs="Times New Roman"/>
-          <w:sz w:val="24"/>
-          <w:szCs w:val="24"/>
-        </w:rPr>
-        <w:t xml:space="preserve"> fue creado con Spring Boot 4.1.0 y Java 21 como versión fuente. El paquete base de la aplicación es </w:t>
+        <w:t xml:space="preserve">El backend fue creado con Spring Boot 4.1.0 y Java 21 como versión fuente. El paquete base de la aplicación es </w:t>
       </w:r>
       <w:proofErr w:type="spellStart"/>
       <w:r>
@@ -5984,25 +5606,7 @@
           <w:sz w:val="24"/>
           <w:szCs w:val="24"/>
         </w:rPr>
-        <w:t xml:space="preserve"> independientes. El </w:t>
-      </w:r>
-      <w:proofErr w:type="spellStart"/>
-      <w:r>
-        <w:rPr>
-          <w:rFonts w:eastAsia="Times New Roman" w:cs="Times New Roman"/>
-          <w:sz w:val="24"/>
-          <w:szCs w:val="24"/>
-        </w:rPr>
-        <w:t>frontend</w:t>
-      </w:r>
-      <w:proofErr w:type="spellEnd"/>
-      <w:r>
-        <w:rPr>
-          <w:rFonts w:eastAsia="Times New Roman" w:cs="Times New Roman"/>
-          <w:sz w:val="24"/>
-          <w:szCs w:val="24"/>
-        </w:rPr>
-        <w:t xml:space="preserve"> excluye </w:t>
+        <w:t xml:space="preserve"> independientes. El frontend excluye </w:t>
       </w:r>
       <w:proofErr w:type="spellStart"/>
       <w:r>
@@ -6120,7 +5724,7 @@
           <w:sz w:val="24"/>
           <w:szCs w:val="24"/>
         </w:rPr>
-        <w:t xml:space="preserve">, y credenciales </w:t>
+        <w:t xml:space="preserve">, y credenciales Firebase. El backend excluye target/, archivos de IDE, la carpeta </w:t>
       </w:r>
       <w:proofErr w:type="spellStart"/>
       <w:r>
@@ -6129,7 +5733,7 @@
           <w:sz w:val="24"/>
           <w:szCs w:val="24"/>
         </w:rPr>
-        <w:t>Firebase</w:t>
+        <w:t>credentials</w:t>
       </w:r>
       <w:proofErr w:type="spellEnd"/>
       <w:r>
@@ -6138,61 +5742,7 @@
           <w:sz w:val="24"/>
           <w:szCs w:val="24"/>
         </w:rPr>
-        <w:t xml:space="preserve">. El </w:t>
-      </w:r>
-      <w:proofErr w:type="spellStart"/>
-      <w:r>
-        <w:rPr>
-          <w:rFonts w:eastAsia="Times New Roman" w:cs="Times New Roman"/>
-          <w:sz w:val="24"/>
-          <w:szCs w:val="24"/>
-        </w:rPr>
-        <w:t>backend</w:t>
-      </w:r>
-      <w:proofErr w:type="spellEnd"/>
-      <w:r>
-        <w:rPr>
-          <w:rFonts w:eastAsia="Times New Roman" w:cs="Times New Roman"/>
-          <w:sz w:val="24"/>
-          <w:szCs w:val="24"/>
-        </w:rPr>
-        <w:t xml:space="preserve"> excluye target/, archivos de IDE, la carpeta </w:t>
-      </w:r>
-      <w:proofErr w:type="spellStart"/>
-      <w:r>
-        <w:rPr>
-          <w:rFonts w:eastAsia="Times New Roman" w:cs="Times New Roman"/>
-          <w:sz w:val="24"/>
-          <w:szCs w:val="24"/>
-        </w:rPr>
-        <w:t>credentials</w:t>
-      </w:r>
-      <w:proofErr w:type="spellEnd"/>
-      <w:r>
-        <w:rPr>
-          <w:rFonts w:eastAsia="Times New Roman" w:cs="Times New Roman"/>
-          <w:sz w:val="24"/>
-          <w:szCs w:val="24"/>
-        </w:rPr>
-        <w:t xml:space="preserve">/, y archivos de credenciales </w:t>
-      </w:r>
-      <w:proofErr w:type="spellStart"/>
-      <w:r>
-        <w:rPr>
-          <w:rFonts w:eastAsia="Times New Roman" w:cs="Times New Roman"/>
-          <w:sz w:val="24"/>
-          <w:szCs w:val="24"/>
-        </w:rPr>
-        <w:t>Firebase</w:t>
-      </w:r>
-      <w:proofErr w:type="spellEnd"/>
-      <w:r>
-        <w:rPr>
-          <w:rFonts w:eastAsia="Times New Roman" w:cs="Times New Roman"/>
-          <w:sz w:val="24"/>
-          <w:szCs w:val="24"/>
-        </w:rPr>
-        <w:t xml:space="preserve"> </w:t>
+        <w:t xml:space="preserve">/, y archivos de credenciales Firebase </w:t>
       </w:r>
       <w:proofErr w:type="spellStart"/>
       <w:r>
@@ -6258,7 +5808,7 @@
           <w:sz w:val="24"/>
           <w:szCs w:val="24"/>
         </w:rPr>
-        <w:t xml:space="preserve"> con separación clara entre </w:t>
+        <w:t xml:space="preserve"> con separación clara entre frontend y backend. La carpeta Frontend/</w:t>
       </w:r>
       <w:proofErr w:type="spellStart"/>
       <w:r>
@@ -6267,7 +5817,7 @@
           <w:sz w:val="24"/>
           <w:szCs w:val="24"/>
         </w:rPr>
-        <w:t>frontend</w:t>
+        <w:t>The_Stallions</w:t>
       </w:r>
       <w:proofErr w:type="spellEnd"/>
       <w:r>
@@ -6276,7 +5826,7 @@
           <w:sz w:val="24"/>
           <w:szCs w:val="24"/>
         </w:rPr>
-        <w:t xml:space="preserve"> y </w:t>
+        <w:t xml:space="preserve"> contiene el proyecto Expo con subcarpetas para rutas (app/), componentes (components/), contextos (context/), servicios (services/), hooks, configuración y utilidades. La carpeta Backend/</w:t>
       </w:r>
       <w:proofErr w:type="spellStart"/>
       <w:r>
@@ -6285,7 +5835,7 @@
           <w:sz w:val="24"/>
           <w:szCs w:val="24"/>
         </w:rPr>
-        <w:t>backend</w:t>
+        <w:t>the_stallions</w:t>
       </w:r>
       <w:proofErr w:type="spellEnd"/>
       <w:r>
@@ -6294,7 +5844,7 @@
           <w:sz w:val="24"/>
           <w:szCs w:val="24"/>
         </w:rPr>
-        <w:t xml:space="preserve">. La carpeta </w:t>
+        <w:t xml:space="preserve"> contiene el proyecto Spring Boot con subcarpetas para configuración (config/), controladores (</w:t>
       </w:r>
       <w:proofErr w:type="spellStart"/>
       <w:r>
@@ -6303,7 +5853,7 @@
           <w:sz w:val="24"/>
           <w:szCs w:val="24"/>
         </w:rPr>
-        <w:t>Frontend</w:t>
+        <w:t>controller</w:t>
       </w:r>
       <w:proofErr w:type="spellEnd"/>
       <w:r>
@@ -6312,7 +5862,7 @@
           <w:sz w:val="24"/>
           <w:szCs w:val="24"/>
         </w:rPr>
-        <w:t>/</w:t>
+        <w:t>/), DTOs (</w:t>
       </w:r>
       <w:proofErr w:type="spellStart"/>
       <w:r>
@@ -6321,7 +5871,7 @@
           <w:sz w:val="24"/>
           <w:szCs w:val="24"/>
         </w:rPr>
-        <w:t>The_Stallions</w:t>
+        <w:t>dto</w:t>
       </w:r>
       <w:proofErr w:type="spellEnd"/>
       <w:r>
@@ -6330,7 +5880,7 @@
           <w:sz w:val="24"/>
           <w:szCs w:val="24"/>
         </w:rPr>
-        <w:t xml:space="preserve"> contiene el proyecto Expo con subcarpetas para rutas (app/), componentes (</w:t>
+        <w:t>/), modelos (</w:t>
       </w:r>
       <w:proofErr w:type="spellStart"/>
       <w:r>
@@ -6339,7 +5889,7 @@
           <w:sz w:val="24"/>
           <w:szCs w:val="24"/>
         </w:rPr>
-        <w:t>components</w:t>
+        <w:t>model</w:t>
       </w:r>
       <w:proofErr w:type="spellEnd"/>
       <w:r>
@@ -6348,7 +5898,7 @@
           <w:sz w:val="24"/>
           <w:szCs w:val="24"/>
         </w:rPr>
-        <w:t>/), contextos (</w:t>
+        <w:t>/), repositorios (</w:t>
       </w:r>
       <w:proofErr w:type="spellStart"/>
       <w:r>
@@ -6357,7 +5907,7 @@
           <w:sz w:val="24"/>
           <w:szCs w:val="24"/>
         </w:rPr>
-        <w:t>context</w:t>
+        <w:t>repository</w:t>
       </w:r>
       <w:proofErr w:type="spellEnd"/>
       <w:r>
@@ -6366,187 +5916,7 @@
           <w:sz w:val="24"/>
           <w:szCs w:val="24"/>
         </w:rPr>
-        <w:t>/), servicios (</w:t>
-      </w:r>
-      <w:proofErr w:type="spellStart"/>
-      <w:r>
-        <w:rPr>
-          <w:rFonts w:eastAsia="Times New Roman" w:cs="Times New Roman"/>
-          <w:sz w:val="24"/>
-          <w:szCs w:val="24"/>
-        </w:rPr>
-        <w:t>services</w:t>
-      </w:r>
-      <w:proofErr w:type="spellEnd"/>
-      <w:r>
-        <w:rPr>
-          <w:rFonts w:eastAsia="Times New Roman" w:cs="Times New Roman"/>
-          <w:sz w:val="24"/>
-          <w:szCs w:val="24"/>
-        </w:rPr>
-        <w:t xml:space="preserve">/), </w:t>
-      </w:r>
-      <w:proofErr w:type="spellStart"/>
-      <w:r>
-        <w:rPr>
-          <w:rFonts w:eastAsia="Times New Roman" w:cs="Times New Roman"/>
-          <w:sz w:val="24"/>
-          <w:szCs w:val="24"/>
-        </w:rPr>
-        <w:t>hooks</w:t>
-      </w:r>
-      <w:proofErr w:type="spellEnd"/>
-      <w:r>
-        <w:rPr>
-          <w:rFonts w:eastAsia="Times New Roman" w:cs="Times New Roman"/>
-          <w:sz w:val="24"/>
-          <w:szCs w:val="24"/>
-        </w:rPr>
-        <w:t>, configuración y utilidades. La carpeta Backend/</w:t>
-      </w:r>
-      <w:proofErr w:type="spellStart"/>
-      <w:r>
-        <w:rPr>
-          <w:rFonts w:eastAsia="Times New Roman" w:cs="Times New Roman"/>
-          <w:sz w:val="24"/>
-          <w:szCs w:val="24"/>
-        </w:rPr>
-        <w:t>the_stallions</w:t>
-      </w:r>
-      <w:proofErr w:type="spellEnd"/>
-      <w:r>
-        <w:rPr>
-          <w:rFonts w:eastAsia="Times New Roman" w:cs="Times New Roman"/>
-          <w:sz w:val="24"/>
-          <w:szCs w:val="24"/>
-        </w:rPr>
-        <w:t xml:space="preserve"> contiene el proyecto Spring Boot con subcarpetas para configuración (</w:t>
-      </w:r>
-      <w:proofErr w:type="spellStart"/>
-      <w:r>
-        <w:rPr>
-          <w:rFonts w:eastAsia="Times New Roman" w:cs="Times New Roman"/>
-          <w:sz w:val="24"/>
-          <w:szCs w:val="24"/>
-        </w:rPr>
-        <w:t>config</w:t>
-      </w:r>
-      <w:proofErr w:type="spellEnd"/>
-      <w:r>
-        <w:rPr>
-          <w:rFonts w:eastAsia="Times New Roman" w:cs="Times New Roman"/>
-          <w:sz w:val="24"/>
-          <w:szCs w:val="24"/>
-        </w:rPr>
-        <w:t>/), controladores (</w:t>
-      </w:r>
-      <w:proofErr w:type="spellStart"/>
-      <w:r>
-        <w:rPr>
-          <w:rFonts w:eastAsia="Times New Roman" w:cs="Times New Roman"/>
-          <w:sz w:val="24"/>
-          <w:szCs w:val="24"/>
-        </w:rPr>
-        <w:t>controller</w:t>
-      </w:r>
-      <w:proofErr w:type="spellEnd"/>
-      <w:r>
-        <w:rPr>
-          <w:rFonts w:eastAsia="Times New Roman" w:cs="Times New Roman"/>
-          <w:sz w:val="24"/>
-          <w:szCs w:val="24"/>
-        </w:rPr>
-        <w:t xml:space="preserve">/), </w:t>
-      </w:r>
-      <w:proofErr w:type="spellStart"/>
-      <w:r>
-        <w:rPr>
-          <w:rFonts w:eastAsia="Times New Roman" w:cs="Times New Roman"/>
-          <w:sz w:val="24"/>
-          <w:szCs w:val="24"/>
-        </w:rPr>
-        <w:t>DTOs</w:t>
-      </w:r>
-      <w:proofErr w:type="spellEnd"/>
-      <w:r>
-        <w:rPr>
-          <w:rFonts w:eastAsia="Times New Roman" w:cs="Times New Roman"/>
-          <w:sz w:val="24"/>
-          <w:szCs w:val="24"/>
-        </w:rPr>
-        <w:t xml:space="preserve"> (</w:t>
-      </w:r>
-      <w:proofErr w:type="spellStart"/>
-      <w:r>
-        <w:rPr>
-          <w:rFonts w:eastAsia="Times New Roman" w:cs="Times New Roman"/>
-          <w:sz w:val="24"/>
-          <w:szCs w:val="24"/>
-        </w:rPr>
-        <w:t>dto</w:t>
-      </w:r>
-      <w:proofErr w:type="spellEnd"/>
-      <w:r>
-        <w:rPr>
-          <w:rFonts w:eastAsia="Times New Roman" w:cs="Times New Roman"/>
-          <w:sz w:val="24"/>
-          <w:szCs w:val="24"/>
-        </w:rPr>
-        <w:t>/), modelos (</w:t>
-      </w:r>
-      <w:proofErr w:type="spellStart"/>
-      <w:r>
-        <w:rPr>
-          <w:rFonts w:eastAsia="Times New Roman" w:cs="Times New Roman"/>
-          <w:sz w:val="24"/>
-          <w:szCs w:val="24"/>
-        </w:rPr>
-        <w:t>model</w:t>
-      </w:r>
-      <w:proofErr w:type="spellEnd"/>
-      <w:r>
-        <w:rPr>
-          <w:rFonts w:eastAsia="Times New Roman" w:cs="Times New Roman"/>
-          <w:sz w:val="24"/>
-          <w:szCs w:val="24"/>
-        </w:rPr>
-        <w:t>/), repositorios (</w:t>
-      </w:r>
-      <w:proofErr w:type="spellStart"/>
-      <w:r>
-        <w:rPr>
-          <w:rFonts w:eastAsia="Times New Roman" w:cs="Times New Roman"/>
-          <w:sz w:val="24"/>
-          <w:szCs w:val="24"/>
-        </w:rPr>
-        <w:t>repository</w:t>
-      </w:r>
-      <w:proofErr w:type="spellEnd"/>
-      <w:r>
-        <w:rPr>
-          <w:rFonts w:eastAsia="Times New Roman" w:cs="Times New Roman"/>
-          <w:sz w:val="24"/>
-          <w:szCs w:val="24"/>
-        </w:rPr>
-        <w:t>/), seguridad (</w:t>
-      </w:r>
-      <w:proofErr w:type="spellStart"/>
-      <w:r>
-        <w:rPr>
-          <w:rFonts w:eastAsia="Times New Roman" w:cs="Times New Roman"/>
-          <w:sz w:val="24"/>
-          <w:szCs w:val="24"/>
-        </w:rPr>
-        <w:t>security</w:t>
-      </w:r>
-      <w:proofErr w:type="spellEnd"/>
-      <w:r>
-        <w:rPr>
-          <w:rFonts w:eastAsia="Times New Roman" w:cs="Times New Roman"/>
-          <w:sz w:val="24"/>
-          <w:szCs w:val="24"/>
-        </w:rPr>
-        <w:t>/) y servicios (</w:t>
+        <w:t>/), seguridad (security/) y servicios (</w:t>
       </w:r>
       <w:proofErr w:type="spellStart"/>
       <w:r>
@@ -6594,7 +5964,7 @@
           <w:sz w:val="24"/>
           <w:szCs w:val="24"/>
         </w:rPr>
-        <w:t xml:space="preserve">Maven se configura mediante el Maven </w:t>
+        <w:t xml:space="preserve">Maven se configura mediante el Maven Wrapper (mvnw/mvnw.cmd) con versión 3.9.16. El archivo pom.xml incluye como dependencias principales Spring Boot starters (Security, Web, Data JPA, </w:t>
       </w:r>
       <w:proofErr w:type="spellStart"/>
       <w:r>
@@ -6603,7 +5973,7 @@
           <w:sz w:val="24"/>
           <w:szCs w:val="24"/>
         </w:rPr>
-        <w:t>Wrapper</w:t>
+        <w:t>Thymeleaf</w:t>
       </w:r>
       <w:proofErr w:type="spellEnd"/>
       <w:r>
@@ -6612,7 +5982,7 @@
           <w:sz w:val="24"/>
           <w:szCs w:val="24"/>
         </w:rPr>
-        <w:t xml:space="preserve"> (</w:t>
+        <w:t xml:space="preserve">, </w:t>
       </w:r>
       <w:proofErr w:type="spellStart"/>
       <w:r>
@@ -6621,7 +5991,7 @@
           <w:sz w:val="24"/>
           <w:szCs w:val="24"/>
         </w:rPr>
-        <w:t>mvnw</w:t>
+        <w:t>Validation</w:t>
       </w:r>
       <w:proofErr w:type="spellEnd"/>
       <w:r>
@@ -6630,7 +6000,7 @@
           <w:sz w:val="24"/>
           <w:szCs w:val="24"/>
         </w:rPr>
-        <w:t xml:space="preserve">/mvnw.cmd) con versión 3.9.16. El archivo pom.xml incluye como dependencias principales Spring Boot starters (Security, Web, Data JPA, </w:t>
+        <w:t xml:space="preserve">, </w:t>
       </w:r>
       <w:proofErr w:type="spellStart"/>
       <w:r>
@@ -6639,7 +6009,7 @@
           <w:sz w:val="24"/>
           <w:szCs w:val="24"/>
         </w:rPr>
-        <w:t>Thymeleaf</w:t>
+        <w:t>DevTools</w:t>
       </w:r>
       <w:proofErr w:type="spellEnd"/>
       <w:r>
@@ -6648,61 +6018,7 @@
           <w:sz w:val="24"/>
           <w:szCs w:val="24"/>
         </w:rPr>
-        <w:t xml:space="preserve">, </w:t>
-      </w:r>
-      <w:proofErr w:type="spellStart"/>
-      <w:r>
-        <w:rPr>
-          <w:rFonts w:eastAsia="Times New Roman" w:cs="Times New Roman"/>
-          <w:sz w:val="24"/>
-          <w:szCs w:val="24"/>
-        </w:rPr>
-        <w:t>Validation</w:t>
-      </w:r>
-      <w:proofErr w:type="spellEnd"/>
-      <w:r>
-        <w:rPr>
-          <w:rFonts w:eastAsia="Times New Roman" w:cs="Times New Roman"/>
-          <w:sz w:val="24"/>
-          <w:szCs w:val="24"/>
-        </w:rPr>
-        <w:t xml:space="preserve">, </w:t>
-      </w:r>
-      <w:proofErr w:type="spellStart"/>
-      <w:r>
-        <w:rPr>
-          <w:rFonts w:eastAsia="Times New Roman" w:cs="Times New Roman"/>
-          <w:sz w:val="24"/>
-          <w:szCs w:val="24"/>
-        </w:rPr>
-        <w:t>DevTools</w:t>
-      </w:r>
-      <w:proofErr w:type="spellEnd"/>
-      <w:r>
-        <w:rPr>
-          <w:rFonts w:eastAsia="Times New Roman" w:cs="Times New Roman"/>
-          <w:sz w:val="24"/>
-          <w:szCs w:val="24"/>
-        </w:rPr>
-        <w:t xml:space="preserve">), el driver JDBC de Microsoft SQL Server, Lombok, la librería JJWT 0.12.5 para tokens JWT, y el </w:t>
-      </w:r>
-      <w:proofErr w:type="spellStart"/>
-      <w:r>
-        <w:rPr>
-          <w:rFonts w:eastAsia="Times New Roman" w:cs="Times New Roman"/>
-          <w:sz w:val="24"/>
-          <w:szCs w:val="24"/>
-        </w:rPr>
-        <w:t>Firebase</w:t>
-      </w:r>
-      <w:proofErr w:type="spellEnd"/>
-      <w:r>
-        <w:rPr>
-          <w:rFonts w:eastAsia="Times New Roman" w:cs="Times New Roman"/>
-          <w:sz w:val="24"/>
-          <w:szCs w:val="24"/>
-        </w:rPr>
-        <w:t xml:space="preserve"> </w:t>
+        <w:t xml:space="preserve">), el driver JDBC de Microsoft SQL Server, Lombok, la librería JJWT 0.12.5 para tokens JWT, y el Firebase </w:t>
       </w:r>
       <w:proofErr w:type="spellStart"/>
       <w:r>
@@ -6805,25 +6121,7 @@
           <w:sz w:val="24"/>
           <w:szCs w:val="24"/>
         </w:rPr>
-        <w:t xml:space="preserve">-plugin (para empaquetar la aplicación como JAR ejecutable, excluyendo Lombok del </w:t>
-      </w:r>
-      <w:proofErr w:type="spellStart"/>
-      <w:r>
-        <w:rPr>
-          <w:rFonts w:eastAsia="Times New Roman" w:cs="Times New Roman"/>
-          <w:sz w:val="24"/>
-          <w:szCs w:val="24"/>
-        </w:rPr>
-        <w:t>build</w:t>
-      </w:r>
-      <w:proofErr w:type="spellEnd"/>
-      <w:r>
-        <w:rPr>
-          <w:rFonts w:eastAsia="Times New Roman" w:cs="Times New Roman"/>
-          <w:sz w:val="24"/>
-          <w:szCs w:val="24"/>
-        </w:rPr>
-        <w:t xml:space="preserve"> final) y </w:t>
+        <w:t xml:space="preserve">-plugin (para empaquetar la aplicación como JAR ejecutable, excluyendo Lombok del build final) y </w:t>
       </w:r>
       <w:proofErr w:type="spellStart"/>
       <w:r>
@@ -6911,20 +6209,9 @@
           <w:sz w:val="24"/>
           <w:szCs w:val="24"/>
         </w:rPr>
-        <w:t xml:space="preserve">2.8 CFG-001.8 — Configuración de Node.js y </w:t>
-      </w:r>
-      <w:proofErr w:type="spellStart"/>
-      <w:r>
-        <w:rPr>
-          <w:rFonts w:eastAsia="Times New Roman" w:cs="Times New Roman"/>
-          <w:bCs/>
-          <w:sz w:val="24"/>
-          <w:szCs w:val="24"/>
-        </w:rPr>
-        <w:t>npm</w:t>
+        <w:t>2.8 CFG-001.8 — Configuración de Node.js y npm</w:t>
       </w:r>
       <w:bookmarkEnd w:id="11"/>
-      <w:proofErr w:type="spellEnd"/>
     </w:p>
     <w:p>
       <w:pPr>
@@ -6936,7 +6223,25 @@
           <w:sz w:val="24"/>
           <w:szCs w:val="24"/>
         </w:rPr>
-        <w:t xml:space="preserve">El proyecto utiliza Node.js v24.18.0 y </w:t>
+        <w:t xml:space="preserve">El proyecto utiliza Node.js v24.18.0 y npm 11.16.0. El </w:t>
+      </w:r>
+      <w:proofErr w:type="gramStart"/>
+      <w:r>
+        <w:rPr>
+          <w:rFonts w:eastAsia="Times New Roman" w:cs="Times New Roman"/>
+          <w:sz w:val="24"/>
+          <w:szCs w:val="24"/>
+        </w:rPr>
+        <w:t>package.json</w:t>
+      </w:r>
+      <w:proofErr w:type="gramEnd"/>
+      <w:r>
+        <w:rPr>
+          <w:rFonts w:eastAsia="Times New Roman" w:cs="Times New Roman"/>
+          <w:sz w:val="24"/>
+          <w:szCs w:val="24"/>
+        </w:rPr>
+        <w:t xml:space="preserve"> define la entrada principal como expo-</w:t>
       </w:r>
       <w:proofErr w:type="spellStart"/>
       <w:r>
@@ -6945,7 +6250,7 @@
           <w:sz w:val="24"/>
           <w:szCs w:val="24"/>
         </w:rPr>
-        <w:t>npm</w:t>
+        <w:t>router</w:t>
       </w:r>
       <w:proofErr w:type="spellEnd"/>
       <w:r>
@@ -6954,7 +6259,43 @@
           <w:sz w:val="24"/>
           <w:szCs w:val="24"/>
         </w:rPr>
-        <w:t xml:space="preserve"> 11.16.0. El </w:t>
+        <w:t>/</w:t>
+      </w:r>
+      <w:proofErr w:type="spellStart"/>
+      <w:r>
+        <w:rPr>
+          <w:rFonts w:eastAsia="Times New Roman" w:cs="Times New Roman"/>
+          <w:sz w:val="24"/>
+          <w:szCs w:val="24"/>
+        </w:rPr>
+        <w:t>entry</w:t>
+      </w:r>
+      <w:proofErr w:type="spellEnd"/>
+      <w:r>
+        <w:rPr>
+          <w:rFonts w:eastAsia="Times New Roman" w:cs="Times New Roman"/>
+          <w:sz w:val="24"/>
+          <w:szCs w:val="24"/>
+        </w:rPr>
+        <w:t xml:space="preserve"> y establece el paquete como privado. Los scripts disponibles son: start (expo start), </w:t>
+      </w:r>
+      <w:proofErr w:type="spellStart"/>
+      <w:r>
+        <w:rPr>
+          <w:rFonts w:eastAsia="Times New Roman" w:cs="Times New Roman"/>
+          <w:sz w:val="24"/>
+          <w:szCs w:val="24"/>
+        </w:rPr>
+        <w:t>android</w:t>
+      </w:r>
+      <w:proofErr w:type="spellEnd"/>
+      <w:r>
+        <w:rPr>
+          <w:rFonts w:eastAsia="Times New Roman" w:cs="Times New Roman"/>
+          <w:sz w:val="24"/>
+          <w:szCs w:val="24"/>
+        </w:rPr>
+        <w:t xml:space="preserve"> (expo </w:t>
       </w:r>
       <w:proofErr w:type="spellStart"/>
       <w:proofErr w:type="gramStart"/>
@@ -6964,7 +6305,7 @@
           <w:sz w:val="24"/>
           <w:szCs w:val="24"/>
         </w:rPr>
-        <w:t>package.json</w:t>
+        <w:t>run:android</w:t>
       </w:r>
       <w:proofErr w:type="spellEnd"/>
       <w:proofErr w:type="gramEnd"/>
@@ -6974,7 +6315,7 @@
           <w:sz w:val="24"/>
           <w:szCs w:val="24"/>
         </w:rPr>
-        <w:t xml:space="preserve"> define la entrada principal como expo-</w:t>
+        <w:t xml:space="preserve">), </w:t>
       </w:r>
       <w:proofErr w:type="spellStart"/>
       <w:r>
@@ -6983,79 +6324,7 @@
           <w:sz w:val="24"/>
           <w:szCs w:val="24"/>
         </w:rPr>
-        <w:t>router</w:t>
-      </w:r>
-      <w:proofErr w:type="spellEnd"/>
-      <w:r>
-        <w:rPr>
-          <w:rFonts w:eastAsia="Times New Roman" w:cs="Times New Roman"/>
-          <w:sz w:val="24"/>
-          <w:szCs w:val="24"/>
-        </w:rPr>
-        <w:t>/</w:t>
-      </w:r>
-      <w:proofErr w:type="spellStart"/>
-      <w:r>
-        <w:rPr>
-          <w:rFonts w:eastAsia="Times New Roman" w:cs="Times New Roman"/>
-          <w:sz w:val="24"/>
-          <w:szCs w:val="24"/>
-        </w:rPr>
-        <w:t>entry</w:t>
-      </w:r>
-      <w:proofErr w:type="spellEnd"/>
-      <w:r>
-        <w:rPr>
-          <w:rFonts w:eastAsia="Times New Roman" w:cs="Times New Roman"/>
-          <w:sz w:val="24"/>
-          <w:szCs w:val="24"/>
-        </w:rPr>
-        <w:t xml:space="preserve"> y establece el paquete como privado. Los scripts disponibles son: </w:t>
-      </w:r>
-      <w:proofErr w:type="spellStart"/>
-      <w:r>
-        <w:rPr>
-          <w:rFonts w:eastAsia="Times New Roman" w:cs="Times New Roman"/>
-          <w:sz w:val="24"/>
-          <w:szCs w:val="24"/>
-        </w:rPr>
-        <w:t>start</w:t>
-      </w:r>
-      <w:proofErr w:type="spellEnd"/>
-      <w:r>
-        <w:rPr>
-          <w:rFonts w:eastAsia="Times New Roman" w:cs="Times New Roman"/>
-          <w:sz w:val="24"/>
-          <w:szCs w:val="24"/>
-        </w:rPr>
-        <w:t xml:space="preserve"> (expo </w:t>
-      </w:r>
-      <w:proofErr w:type="spellStart"/>
-      <w:r>
-        <w:rPr>
-          <w:rFonts w:eastAsia="Times New Roman" w:cs="Times New Roman"/>
-          <w:sz w:val="24"/>
-          <w:szCs w:val="24"/>
-        </w:rPr>
-        <w:t>start</w:t>
-      </w:r>
-      <w:proofErr w:type="spellEnd"/>
-      <w:r>
-        <w:rPr>
-          <w:rFonts w:eastAsia="Times New Roman" w:cs="Times New Roman"/>
-          <w:sz w:val="24"/>
-          <w:szCs w:val="24"/>
-        </w:rPr>
-        <w:t xml:space="preserve">), </w:t>
-      </w:r>
-      <w:proofErr w:type="spellStart"/>
-      <w:r>
-        <w:rPr>
-          <w:rFonts w:eastAsia="Times New Roman" w:cs="Times New Roman"/>
-          <w:sz w:val="24"/>
-          <w:szCs w:val="24"/>
-        </w:rPr>
-        <w:t>android</w:t>
+        <w:t>ios</w:t>
       </w:r>
       <w:proofErr w:type="spellEnd"/>
       <w:r>
@@ -7074,7 +6343,7 @@
           <w:sz w:val="24"/>
           <w:szCs w:val="24"/>
         </w:rPr>
-        <w:t>run:android</w:t>
+        <w:t>run:ios</w:t>
       </w:r>
       <w:proofErr w:type="spellEnd"/>
       <w:proofErr w:type="gramEnd"/>
@@ -7084,63 +6353,7 @@
           <w:sz w:val="24"/>
           <w:szCs w:val="24"/>
         </w:rPr>
-        <w:t xml:space="preserve">), </w:t>
-      </w:r>
-      <w:proofErr w:type="spellStart"/>
-      <w:r>
-        <w:rPr>
-          <w:rFonts w:eastAsia="Times New Roman" w:cs="Times New Roman"/>
-          <w:sz w:val="24"/>
-          <w:szCs w:val="24"/>
-        </w:rPr>
-        <w:t>ios</w:t>
-      </w:r>
-      <w:proofErr w:type="spellEnd"/>
-      <w:r>
-        <w:rPr>
-          <w:rFonts w:eastAsia="Times New Roman" w:cs="Times New Roman"/>
-          <w:sz w:val="24"/>
-          <w:szCs w:val="24"/>
-        </w:rPr>
-        <w:t xml:space="preserve"> (expo </w:t>
-      </w:r>
-      <w:proofErr w:type="spellStart"/>
-      <w:proofErr w:type="gramStart"/>
-      <w:r>
-        <w:rPr>
-          <w:rFonts w:eastAsia="Times New Roman" w:cs="Times New Roman"/>
-          <w:sz w:val="24"/>
-          <w:szCs w:val="24"/>
-        </w:rPr>
-        <w:t>run:ios</w:t>
-      </w:r>
-      <w:proofErr w:type="spellEnd"/>
-      <w:proofErr w:type="gramEnd"/>
-      <w:r>
-        <w:rPr>
-          <w:rFonts w:eastAsia="Times New Roman" w:cs="Times New Roman"/>
-          <w:sz w:val="24"/>
-          <w:szCs w:val="24"/>
-        </w:rPr>
-        <w:t xml:space="preserve">), web (expo </w:t>
-      </w:r>
-      <w:proofErr w:type="spellStart"/>
-      <w:r>
-        <w:rPr>
-          <w:rFonts w:eastAsia="Times New Roman" w:cs="Times New Roman"/>
-          <w:sz w:val="24"/>
-          <w:szCs w:val="24"/>
-        </w:rPr>
-        <w:t>start</w:t>
-      </w:r>
-      <w:proofErr w:type="spellEnd"/>
-      <w:r>
-        <w:rPr>
-          <w:rFonts w:eastAsia="Times New Roman" w:cs="Times New Roman"/>
-          <w:sz w:val="24"/>
-          <w:szCs w:val="24"/>
-        </w:rPr>
-        <w:t xml:space="preserve"> --web), </w:t>
+        <w:t xml:space="preserve">), web (expo start --web), </w:t>
       </w:r>
       <w:proofErr w:type="spellStart"/>
       <w:r>
@@ -7219,6 +6432,14 @@
       <w:pPr>
         <w:ind w:firstLine="720"/>
       </w:pPr>
+      <w:r>
+        <w:rPr>
+          <w:rFonts w:eastAsia="Times New Roman" w:cs="Times New Roman"/>
+          <w:sz w:val="24"/>
+          <w:szCs w:val="24"/>
+        </w:rPr>
+        <w:t xml:space="preserve">TypeScript se configura con </w:t>
+      </w:r>
       <w:proofErr w:type="spellStart"/>
       <w:r>
         <w:rPr>
@@ -7226,7 +6447,7 @@
           <w:sz w:val="24"/>
           <w:szCs w:val="24"/>
         </w:rPr>
-        <w:t>TypeScript</w:t>
+        <w:t>strict</w:t>
       </w:r>
       <w:proofErr w:type="spellEnd"/>
       <w:r>
@@ -7235,7 +6456,7 @@
           <w:sz w:val="24"/>
           <w:szCs w:val="24"/>
         </w:rPr>
-        <w:t xml:space="preserve"> se configura con </w:t>
+        <w:t xml:space="preserve"> </w:t>
       </w:r>
       <w:proofErr w:type="spellStart"/>
       <w:r>
@@ -7244,7 +6465,7 @@
           <w:sz w:val="24"/>
           <w:szCs w:val="24"/>
         </w:rPr>
-        <w:t>strict</w:t>
+        <w:t>mode</w:t>
       </w:r>
       <w:proofErr w:type="spellEnd"/>
       <w:r>
@@ -7253,24 +6474,6 @@
           <w:sz w:val="24"/>
           <w:szCs w:val="24"/>
         </w:rPr>
-        <w:t xml:space="preserve"> </w:t>
-      </w:r>
-      <w:proofErr w:type="spellStart"/>
-      <w:r>
-        <w:rPr>
-          <w:rFonts w:eastAsia="Times New Roman" w:cs="Times New Roman"/>
-          <w:sz w:val="24"/>
-          <w:szCs w:val="24"/>
-        </w:rPr>
-        <w:t>mode</w:t>
-      </w:r>
-      <w:proofErr w:type="spellEnd"/>
-      <w:r>
-        <w:rPr>
-          <w:rFonts w:eastAsia="Times New Roman" w:cs="Times New Roman"/>
-          <w:sz w:val="24"/>
-          <w:szCs w:val="24"/>
-        </w:rPr>
         <w:t xml:space="preserve"> habilitado y aliases de rutas: @/ mapea </w:t>
       </w:r>
       <w:proofErr w:type="gramStart"/>
@@ -7289,25 +6492,7 @@
           <w:sz w:val="24"/>
           <w:szCs w:val="24"/>
         </w:rPr>
-        <w:t>/</w:t>
-      </w:r>
-      <w:proofErr w:type="spellStart"/>
-      <w:r>
-        <w:rPr>
-          <w:rFonts w:eastAsia="Times New Roman" w:cs="Times New Roman"/>
-          <w:sz w:val="24"/>
-          <w:szCs w:val="24"/>
-        </w:rPr>
-        <w:t>src</w:t>
-      </w:r>
-      <w:proofErr w:type="spellEnd"/>
-      <w:r>
-        <w:rPr>
-          <w:rFonts w:eastAsia="Times New Roman" w:cs="Times New Roman"/>
-          <w:sz w:val="24"/>
-          <w:szCs w:val="24"/>
-        </w:rPr>
-        <w:t xml:space="preserve">/ y @/assets/ </w:t>
+        <w:t xml:space="preserve">/src/ y @/assets/ </w:t>
       </w:r>
       <w:proofErr w:type="gramStart"/>
       <w:r>
@@ -7373,25 +6558,7 @@
           <w:sz w:val="24"/>
           <w:szCs w:val="24"/>
         </w:rPr>
-        <w:t xml:space="preserve">El </w:t>
-      </w:r>
-      <w:proofErr w:type="spellStart"/>
-      <w:r>
-        <w:rPr>
-          <w:rFonts w:eastAsia="Times New Roman" w:cs="Times New Roman"/>
-          <w:sz w:val="24"/>
-          <w:szCs w:val="24"/>
-        </w:rPr>
-        <w:t>frontend</w:t>
-      </w:r>
-      <w:proofErr w:type="spellEnd"/>
-      <w:r>
-        <w:rPr>
-          <w:rFonts w:eastAsia="Times New Roman" w:cs="Times New Roman"/>
-          <w:sz w:val="24"/>
-          <w:szCs w:val="24"/>
-        </w:rPr>
-        <w:t xml:space="preserve"> utiliza un </w:t>
+        <w:t xml:space="preserve">El frontend utiliza un </w:t>
       </w:r>
       <w:proofErr w:type="gramStart"/>
       <w:r>
@@ -7419,43 +6586,7 @@
           <w:sz w:val="24"/>
           <w:szCs w:val="24"/>
         </w:rPr>
-        <w:t xml:space="preserve"> con 9 variables definidas, todas con el prefijo EXPO_PUBLIC_ para que estén disponibles en el código del cliente. Estas incluyen la URL del </w:t>
-      </w:r>
-      <w:proofErr w:type="spellStart"/>
-      <w:r>
-        <w:rPr>
-          <w:rFonts w:eastAsia="Times New Roman" w:cs="Times New Roman"/>
-          <w:sz w:val="24"/>
-          <w:szCs w:val="24"/>
-        </w:rPr>
-        <w:t>backend</w:t>
-      </w:r>
-      <w:proofErr w:type="spellEnd"/>
-      <w:r>
-        <w:rPr>
-          <w:rFonts w:eastAsia="Times New Roman" w:cs="Times New Roman"/>
-          <w:sz w:val="24"/>
-          <w:szCs w:val="24"/>
-        </w:rPr>
-        <w:t xml:space="preserve"> (EXPO_PUBLIC_API_URL), configuración de </w:t>
-      </w:r>
-      <w:proofErr w:type="spellStart"/>
-      <w:r>
-        <w:rPr>
-          <w:rFonts w:eastAsia="Times New Roman" w:cs="Times New Roman"/>
-          <w:sz w:val="24"/>
-          <w:szCs w:val="24"/>
-        </w:rPr>
-        <w:t>Firebase</w:t>
-      </w:r>
-      <w:proofErr w:type="spellEnd"/>
-      <w:r>
-        <w:rPr>
-          <w:rFonts w:eastAsia="Times New Roman" w:cs="Times New Roman"/>
-          <w:sz w:val="24"/>
-          <w:szCs w:val="24"/>
-        </w:rPr>
-        <w:t xml:space="preserve"> (6 variables), e </w:t>
+        <w:t xml:space="preserve"> con 9 variables definidas, todas con el prefijo EXPO_PUBLIC_ para que estén disponibles en el código del cliente. Estas incluyen la URL del backend (EXPO_PUBLIC_API_URL), configuración de Firebase (6 variables), e </w:t>
       </w:r>
       <w:proofErr w:type="spellStart"/>
       <w:r>
@@ -7553,27 +6684,8 @@
           <w:sz w:val="24"/>
           <w:szCs w:val="24"/>
         </w:rPr>
-        <w:t xml:space="preserve">El </w:t>
-      </w:r>
-      <w:proofErr w:type="spellStart"/>
-      <w:r>
-        <w:rPr>
-          <w:rFonts w:eastAsia="Times New Roman" w:cs="Times New Roman"/>
-          <w:sz w:val="24"/>
-          <w:szCs w:val="24"/>
-        </w:rPr>
-        <w:t>backend</w:t>
-      </w:r>
-      <w:proofErr w:type="spellEnd"/>
-      <w:r>
-        <w:rPr>
-          <w:rFonts w:eastAsia="Times New Roman" w:cs="Times New Roman"/>
-          <w:sz w:val="24"/>
-          <w:szCs w:val="24"/>
-        </w:rPr>
-        <w:t xml:space="preserve"> configura sus propiedades en </w:t>
-      </w:r>
-      <w:proofErr w:type="spellStart"/>
+        <w:t xml:space="preserve">El backend configura sus propiedades en </w:t>
+      </w:r>
       <w:proofErr w:type="gramStart"/>
       <w:r>
         <w:rPr>
@@ -7583,7 +6695,6 @@
         </w:rPr>
         <w:t>application.properties</w:t>
       </w:r>
-      <w:proofErr w:type="spellEnd"/>
       <w:proofErr w:type="gramEnd"/>
       <w:r>
         <w:rPr>
@@ -7591,25 +6702,7 @@
           <w:sz w:val="24"/>
           <w:szCs w:val="24"/>
         </w:rPr>
-        <w:t xml:space="preserve">, incluyendo la URL de conexión a SQL Server, credenciales de base de datos, configuración de JWT (secreto y tiempo de expiración), y la ruta al archivo de credenciales de </w:t>
-      </w:r>
-      <w:proofErr w:type="spellStart"/>
-      <w:r>
-        <w:rPr>
-          <w:rFonts w:eastAsia="Times New Roman" w:cs="Times New Roman"/>
-          <w:sz w:val="24"/>
-          <w:szCs w:val="24"/>
-        </w:rPr>
-        <w:t>Firebase</w:t>
-      </w:r>
-      <w:proofErr w:type="spellEnd"/>
-      <w:r>
-        <w:rPr>
-          <w:rFonts w:eastAsia="Times New Roman" w:cs="Times New Roman"/>
-          <w:sz w:val="24"/>
-          <w:szCs w:val="24"/>
-        </w:rPr>
-        <w:t xml:space="preserve"> </w:t>
+        <w:t xml:space="preserve">, incluyendo la URL de conexión a SQL Server, credenciales de base de datos, configuración de JWT (secreto y tiempo de expiración), y la ruta al archivo de credenciales de Firebase </w:t>
       </w:r>
       <w:proofErr w:type="spellStart"/>
       <w:r>
@@ -7658,187 +6751,7 @@
           <w:sz w:val="24"/>
           <w:szCs w:val="24"/>
         </w:rPr>
-        <w:t xml:space="preserve">La verificación de compilación inicial confirma que ambos componentes del proyecto compilan y ejecutan correctamente. El </w:t>
-      </w:r>
-      <w:proofErr w:type="spellStart"/>
-      <w:r>
-        <w:rPr>
-          <w:rFonts w:eastAsia="Times New Roman" w:cs="Times New Roman"/>
-          <w:sz w:val="24"/>
-          <w:szCs w:val="24"/>
-        </w:rPr>
-        <w:t>backend</w:t>
-      </w:r>
-      <w:proofErr w:type="spellEnd"/>
-      <w:r>
-        <w:rPr>
-          <w:rFonts w:eastAsia="Times New Roman" w:cs="Times New Roman"/>
-          <w:sz w:val="24"/>
-          <w:szCs w:val="24"/>
-        </w:rPr>
-        <w:t xml:space="preserve"> se compila con </w:t>
-      </w:r>
-      <w:proofErr w:type="spellStart"/>
-      <w:r>
-        <w:rPr>
-          <w:rFonts w:eastAsia="Times New Roman" w:cs="Times New Roman"/>
-          <w:sz w:val="24"/>
-          <w:szCs w:val="24"/>
-        </w:rPr>
-        <w:t>mvnw</w:t>
-      </w:r>
-      <w:proofErr w:type="spellEnd"/>
-      <w:r>
-        <w:rPr>
-          <w:rFonts w:eastAsia="Times New Roman" w:cs="Times New Roman"/>
-          <w:sz w:val="24"/>
-          <w:szCs w:val="24"/>
-        </w:rPr>
-        <w:t xml:space="preserve"> </w:t>
-      </w:r>
-      <w:proofErr w:type="spellStart"/>
-      <w:r>
-        <w:rPr>
-          <w:rFonts w:eastAsia="Times New Roman" w:cs="Times New Roman"/>
-          <w:sz w:val="24"/>
-          <w:szCs w:val="24"/>
-        </w:rPr>
-        <w:t>clean</w:t>
-      </w:r>
-      <w:proofErr w:type="spellEnd"/>
-      <w:r>
-        <w:rPr>
-          <w:rFonts w:eastAsia="Times New Roman" w:cs="Times New Roman"/>
-          <w:sz w:val="24"/>
-          <w:szCs w:val="24"/>
-        </w:rPr>
-        <w:t xml:space="preserve"> compile y se verifica con </w:t>
-      </w:r>
-      <w:proofErr w:type="spellStart"/>
-      <w:r>
-        <w:rPr>
-          <w:rFonts w:eastAsia="Times New Roman" w:cs="Times New Roman"/>
-          <w:sz w:val="24"/>
-          <w:szCs w:val="24"/>
-        </w:rPr>
-        <w:t>mvnw</w:t>
-      </w:r>
-      <w:proofErr w:type="spellEnd"/>
-      <w:r>
-        <w:rPr>
-          <w:rFonts w:eastAsia="Times New Roman" w:cs="Times New Roman"/>
-          <w:sz w:val="24"/>
-          <w:szCs w:val="24"/>
-        </w:rPr>
-        <w:t xml:space="preserve"> test. El </w:t>
-      </w:r>
-      <w:proofErr w:type="spellStart"/>
-      <w:r>
-        <w:rPr>
-          <w:rFonts w:eastAsia="Times New Roman" w:cs="Times New Roman"/>
-          <w:sz w:val="24"/>
-          <w:szCs w:val="24"/>
-        </w:rPr>
-        <w:t>frontend</w:t>
-      </w:r>
-      <w:proofErr w:type="spellEnd"/>
-      <w:r>
-        <w:rPr>
-          <w:rFonts w:eastAsia="Times New Roman" w:cs="Times New Roman"/>
-          <w:sz w:val="24"/>
-          <w:szCs w:val="24"/>
-        </w:rPr>
-        <w:t xml:space="preserve"> se verifica con </w:t>
-      </w:r>
-      <w:proofErr w:type="spellStart"/>
-      <w:r>
-        <w:rPr>
-          <w:rFonts w:eastAsia="Times New Roman" w:cs="Times New Roman"/>
-          <w:sz w:val="24"/>
-          <w:szCs w:val="24"/>
-        </w:rPr>
-        <w:t>npm</w:t>
-      </w:r>
-      <w:proofErr w:type="spellEnd"/>
-      <w:r>
-        <w:rPr>
-          <w:rFonts w:eastAsia="Times New Roman" w:cs="Times New Roman"/>
-          <w:sz w:val="24"/>
-          <w:szCs w:val="24"/>
-        </w:rPr>
-        <w:t xml:space="preserve"> </w:t>
-      </w:r>
-      <w:proofErr w:type="spellStart"/>
-      <w:r>
-        <w:rPr>
-          <w:rFonts w:eastAsia="Times New Roman" w:cs="Times New Roman"/>
-          <w:sz w:val="24"/>
-          <w:szCs w:val="24"/>
-        </w:rPr>
-        <w:t>install</w:t>
-      </w:r>
-      <w:proofErr w:type="spellEnd"/>
-      <w:r>
-        <w:rPr>
-          <w:rFonts w:eastAsia="Times New Roman" w:cs="Times New Roman"/>
-          <w:sz w:val="24"/>
-          <w:szCs w:val="24"/>
-        </w:rPr>
-        <w:t xml:space="preserve"> seguido de </w:t>
-      </w:r>
-      <w:proofErr w:type="spellStart"/>
-      <w:r>
-        <w:rPr>
-          <w:rFonts w:eastAsia="Times New Roman" w:cs="Times New Roman"/>
-          <w:sz w:val="24"/>
-          <w:szCs w:val="24"/>
-        </w:rPr>
-        <w:t>npm</w:t>
-      </w:r>
-      <w:proofErr w:type="spellEnd"/>
-      <w:r>
-        <w:rPr>
-          <w:rFonts w:eastAsia="Times New Roman" w:cs="Times New Roman"/>
-          <w:sz w:val="24"/>
-          <w:szCs w:val="24"/>
-        </w:rPr>
-        <w:t xml:space="preserve"> </w:t>
-      </w:r>
-      <w:proofErr w:type="spellStart"/>
-      <w:r>
-        <w:rPr>
-          <w:rFonts w:eastAsia="Times New Roman" w:cs="Times New Roman"/>
-          <w:sz w:val="24"/>
-          <w:szCs w:val="24"/>
-        </w:rPr>
-        <w:t>start</w:t>
-      </w:r>
-      <w:proofErr w:type="spellEnd"/>
-      <w:r>
-        <w:rPr>
-          <w:rFonts w:eastAsia="Times New Roman" w:cs="Times New Roman"/>
-          <w:sz w:val="24"/>
-          <w:szCs w:val="24"/>
-        </w:rPr>
-        <w:t xml:space="preserve">, y la verificación de código se realiza con </w:t>
-      </w:r>
-      <w:proofErr w:type="spellStart"/>
-      <w:r>
-        <w:rPr>
-          <w:rFonts w:eastAsia="Times New Roman" w:cs="Times New Roman"/>
-          <w:sz w:val="24"/>
-          <w:szCs w:val="24"/>
-        </w:rPr>
-        <w:t>npm</w:t>
-      </w:r>
-      <w:proofErr w:type="spellEnd"/>
-      <w:r>
-        <w:rPr>
-          <w:rFonts w:eastAsia="Times New Roman" w:cs="Times New Roman"/>
-          <w:sz w:val="24"/>
-          <w:szCs w:val="24"/>
-        </w:rPr>
-        <w:t xml:space="preserve"> run </w:t>
+        <w:t xml:space="preserve">La verificación de compilación inicial confirma que ambos componentes del proyecto compilan y ejecutan correctamente. El backend se compila con mvnw clean compile y se verifica con mvnw test. El frontend se verifica con npm install seguido de npm start, y la verificación de código se realiza con npm run </w:t>
       </w:r>
       <w:proofErr w:type="spellStart"/>
       <w:r>
@@ -7869,79 +6782,7 @@
           <w:sz w:val="24"/>
           <w:szCs w:val="24"/>
         </w:rPr>
-        <w:t xml:space="preserve">El repositorio contiene 18 archivos Java en el </w:t>
-      </w:r>
-      <w:proofErr w:type="spellStart"/>
-      <w:r>
-        <w:rPr>
-          <w:rFonts w:eastAsia="Times New Roman" w:cs="Times New Roman"/>
-          <w:sz w:val="24"/>
-          <w:szCs w:val="24"/>
-        </w:rPr>
-        <w:t>backend</w:t>
-      </w:r>
-      <w:proofErr w:type="spellEnd"/>
-      <w:r>
-        <w:rPr>
-          <w:rFonts w:eastAsia="Times New Roman" w:cs="Times New Roman"/>
-          <w:sz w:val="24"/>
-          <w:szCs w:val="24"/>
-        </w:rPr>
-        <w:t xml:space="preserve"> (incluyendo punto de entrada, configuraciones, controlador, </w:t>
-      </w:r>
-      <w:proofErr w:type="spellStart"/>
-      <w:r>
-        <w:rPr>
-          <w:rFonts w:eastAsia="Times New Roman" w:cs="Times New Roman"/>
-          <w:sz w:val="24"/>
-          <w:szCs w:val="24"/>
-        </w:rPr>
-        <w:t>DTOs</w:t>
-      </w:r>
-      <w:proofErr w:type="spellEnd"/>
-      <w:r>
-        <w:rPr>
-          <w:rFonts w:eastAsia="Times New Roman" w:cs="Times New Roman"/>
-          <w:sz w:val="24"/>
-          <w:szCs w:val="24"/>
-        </w:rPr>
-        <w:t xml:space="preserve">, manejador de excepciones, modelos, repositorio, seguridad, servicio y test) y 42 archivos </w:t>
-      </w:r>
-      <w:proofErr w:type="spellStart"/>
-      <w:r>
-        <w:rPr>
-          <w:rFonts w:eastAsia="Times New Roman" w:cs="Times New Roman"/>
-          <w:sz w:val="24"/>
-          <w:szCs w:val="24"/>
-        </w:rPr>
-        <w:t>TypeScript</w:t>
-      </w:r>
-      <w:proofErr w:type="spellEnd"/>
-      <w:r>
-        <w:rPr>
-          <w:rFonts w:eastAsia="Times New Roman" w:cs="Times New Roman"/>
-          <w:sz w:val="24"/>
-          <w:szCs w:val="24"/>
-        </w:rPr>
-        <w:t xml:space="preserve">/JavaScript en el </w:t>
-      </w:r>
-      <w:proofErr w:type="spellStart"/>
-      <w:r>
-        <w:rPr>
-          <w:rFonts w:eastAsia="Times New Roman" w:cs="Times New Roman"/>
-          <w:sz w:val="24"/>
-          <w:szCs w:val="24"/>
-        </w:rPr>
-        <w:t>frontend</w:t>
-      </w:r>
-      <w:proofErr w:type="spellEnd"/>
-      <w:r>
-        <w:rPr>
-          <w:rFonts w:eastAsia="Times New Roman" w:cs="Times New Roman"/>
-          <w:sz w:val="24"/>
-          <w:szCs w:val="24"/>
-        </w:rPr>
-        <w:t>.</w:t>
+        <w:t>El repositorio contiene 18 archivos Java en el backend (incluyendo punto de entrada, configuraciones, controlador, DTOs, manejador de excepciones, modelos, repositorio, seguridad, servicio y test) y 42 archivos TypeScript/JavaScript en el frontend.</w:t>
       </w:r>
     </w:p>
     <w:p>
@@ -7992,61 +6833,7 @@
           <w:sz w:val="24"/>
           <w:szCs w:val="24"/>
         </w:rPr>
-        <w:t xml:space="preserve">The Stallions sigue una arquitectura cliente-servidor con separación clara entre el </w:t>
-      </w:r>
-      <w:proofErr w:type="spellStart"/>
-      <w:r>
-        <w:rPr>
-          <w:rFonts w:eastAsia="Times New Roman" w:cs="Times New Roman"/>
-          <w:sz w:val="24"/>
-          <w:szCs w:val="24"/>
-        </w:rPr>
-        <w:t>frontend</w:t>
-      </w:r>
-      <w:proofErr w:type="spellEnd"/>
-      <w:r>
-        <w:rPr>
-          <w:rFonts w:eastAsia="Times New Roman" w:cs="Times New Roman"/>
-          <w:sz w:val="24"/>
-          <w:szCs w:val="24"/>
-        </w:rPr>
-        <w:t xml:space="preserve"> (</w:t>
-      </w:r>
-      <w:proofErr w:type="spellStart"/>
-      <w:r>
-        <w:rPr>
-          <w:rFonts w:eastAsia="Times New Roman" w:cs="Times New Roman"/>
-          <w:sz w:val="24"/>
-          <w:szCs w:val="24"/>
-        </w:rPr>
-        <w:t>React</w:t>
-      </w:r>
-      <w:proofErr w:type="spellEnd"/>
-      <w:r>
-        <w:rPr>
-          <w:rFonts w:eastAsia="Times New Roman" w:cs="Times New Roman"/>
-          <w:sz w:val="24"/>
-          <w:szCs w:val="24"/>
-        </w:rPr>
-        <w:t xml:space="preserve"> Native/Expo) y el </w:t>
-      </w:r>
-      <w:proofErr w:type="spellStart"/>
-      <w:r>
-        <w:rPr>
-          <w:rFonts w:eastAsia="Times New Roman" w:cs="Times New Roman"/>
-          <w:sz w:val="24"/>
-          <w:szCs w:val="24"/>
-        </w:rPr>
-        <w:t>backend</w:t>
-      </w:r>
-      <w:proofErr w:type="spellEnd"/>
-      <w:r>
-        <w:rPr>
-          <w:rFonts w:eastAsia="Times New Roman" w:cs="Times New Roman"/>
-          <w:sz w:val="24"/>
-          <w:szCs w:val="24"/>
-        </w:rPr>
-        <w:t xml:space="preserve"> (Spring Boot). La comunicación se realiza mediante peticiones HTTP REST, con autenticación basada en tokens JWT.</w:t>
+        <w:t>The Stallions sigue una arquitectura cliente-servidor con separación clara entre el frontend (React Native/Expo) y el backend (Spring Boot). La comunicación se realiza mediante peticiones HTTP REST, con autenticación basada en tokens JWT.</w:t>
       </w:r>
     </w:p>
     <w:p>
@@ -8081,9 +6868,137 @@
           <w:sz w:val="24"/>
           <w:szCs w:val="24"/>
         </w:rPr>
-        <w:t>3.2.1 Expo (</w:t>
+        <w:t>3.2.1 Expo (React Native)</w:t>
+      </w:r>
+      <w:bookmarkEnd w:id="17"/>
+    </w:p>
+    <w:p>
+      <w:pPr>
+        <w:ind w:firstLine="720"/>
+      </w:pPr>
+      <w:r>
+        <w:rPr>
+          <w:rFonts w:eastAsia="Times New Roman" w:cs="Times New Roman"/>
+          <w:sz w:val="24"/>
+          <w:szCs w:val="24"/>
+        </w:rPr>
+        <w:t>Se eligió Expo SDK 57 por su rapidez de desarrollo (</w:t>
       </w:r>
       <w:proofErr w:type="spellStart"/>
+      <w:r>
+        <w:rPr>
+          <w:rFonts w:eastAsia="Times New Roman" w:cs="Times New Roman"/>
+          <w:sz w:val="24"/>
+          <w:szCs w:val="24"/>
+        </w:rPr>
+        <w:t>setup</w:t>
+      </w:r>
+      <w:proofErr w:type="spellEnd"/>
+      <w:r>
+        <w:rPr>
+          <w:rFonts w:eastAsia="Times New Roman" w:cs="Times New Roman"/>
+          <w:sz w:val="24"/>
+          <w:szCs w:val="24"/>
+        </w:rPr>
+        <w:t xml:space="preserve"> inmediato con </w:t>
+      </w:r>
+      <w:proofErr w:type="spellStart"/>
+      <w:r>
+        <w:rPr>
+          <w:rFonts w:eastAsia="Times New Roman" w:cs="Times New Roman"/>
+          <w:sz w:val="24"/>
+          <w:szCs w:val="24"/>
+        </w:rPr>
+        <w:t>create</w:t>
+      </w:r>
+      <w:proofErr w:type="spellEnd"/>
+      <w:r>
+        <w:rPr>
+          <w:rFonts w:eastAsia="Times New Roman" w:cs="Times New Roman"/>
+          <w:sz w:val="24"/>
+          <w:szCs w:val="24"/>
+        </w:rPr>
+        <w:t>-expo-app), soporte de EAS Build para generar APK/AAB sin Android Studio local, expo-</w:t>
+      </w:r>
+      <w:proofErr w:type="spellStart"/>
+      <w:r>
+        <w:rPr>
+          <w:rFonts w:eastAsia="Times New Roman" w:cs="Times New Roman"/>
+          <w:sz w:val="24"/>
+          <w:szCs w:val="24"/>
+        </w:rPr>
+        <w:t>router</w:t>
+      </w:r>
+      <w:proofErr w:type="spellEnd"/>
+      <w:r>
+        <w:rPr>
+          <w:rFonts w:eastAsia="Times New Roman" w:cs="Times New Roman"/>
+          <w:sz w:val="24"/>
+          <w:szCs w:val="24"/>
+        </w:rPr>
+        <w:t xml:space="preserve"> para enrutamiento basado en archivos, y los experimentos de </w:t>
+      </w:r>
+      <w:proofErr w:type="spellStart"/>
+      <w:r>
+        <w:rPr>
+          <w:rFonts w:eastAsia="Times New Roman" w:cs="Times New Roman"/>
+          <w:sz w:val="24"/>
+          <w:szCs w:val="24"/>
+        </w:rPr>
+        <w:t>typedRoutes</w:t>
+      </w:r>
+      <w:proofErr w:type="spellEnd"/>
+      <w:r>
+        <w:rPr>
+          <w:rFonts w:eastAsia="Times New Roman" w:cs="Times New Roman"/>
+          <w:sz w:val="24"/>
+          <w:szCs w:val="24"/>
+        </w:rPr>
+        <w:t xml:space="preserve"> y </w:t>
+      </w:r>
+      <w:proofErr w:type="spellStart"/>
+      <w:r>
+        <w:rPr>
+          <w:rFonts w:eastAsia="Times New Roman" w:cs="Times New Roman"/>
+          <w:sz w:val="24"/>
+          <w:szCs w:val="24"/>
+        </w:rPr>
+        <w:t>reactCompiler</w:t>
+      </w:r>
+      <w:proofErr w:type="spellEnd"/>
+      <w:r>
+        <w:rPr>
+          <w:rFonts w:eastAsia="Times New Roman" w:cs="Times New Roman"/>
+          <w:sz w:val="24"/>
+          <w:szCs w:val="24"/>
+        </w:rPr>
+        <w:t xml:space="preserve"> para </w:t>
+      </w:r>
+      <w:proofErr w:type="spellStart"/>
+      <w:r>
+        <w:rPr>
+          <w:rFonts w:eastAsia="Times New Roman" w:cs="Times New Roman"/>
+          <w:sz w:val="24"/>
+          <w:szCs w:val="24"/>
+        </w:rPr>
+        <w:t>type</w:t>
+      </w:r>
+      <w:proofErr w:type="spellEnd"/>
+      <w:r>
+        <w:rPr>
+          <w:rFonts w:eastAsia="Times New Roman" w:cs="Times New Roman"/>
+          <w:sz w:val="24"/>
+          <w:szCs w:val="24"/>
+        </w:rPr>
+        <w:t xml:space="preserve"> safety y optimización de renders.</w:t>
+      </w:r>
+    </w:p>
+    <w:p>
+      <w:pPr>
+        <w:pStyle w:val="Ttulo3"/>
+        <w:spacing w:before="240" w:after="120"/>
+      </w:pPr>
+      <w:bookmarkStart w:id="18" w:name="_Toc236080277"/>
       <w:r>
         <w:rPr>
           <w:rFonts w:eastAsia="Times New Roman" w:cs="Times New Roman"/>
@@ -8093,176 +7008,6 @@
           <w:sz w:val="24"/>
           <w:szCs w:val="24"/>
         </w:rPr>
-        <w:t>React</w:t>
-      </w:r>
-      <w:proofErr w:type="spellEnd"/>
-      <w:r>
-        <w:rPr>
-          <w:rFonts w:eastAsia="Times New Roman" w:cs="Times New Roman"/>
-          <w:bCs/>
-          <w:i/>
-          <w:iCs/>
-          <w:sz w:val="24"/>
-          <w:szCs w:val="24"/>
-        </w:rPr>
-        <w:t xml:space="preserve"> Native)</w:t>
-      </w:r>
-      <w:bookmarkEnd w:id="17"/>
-    </w:p>
-    <w:p>
-      <w:pPr>
-        <w:ind w:firstLine="720"/>
-      </w:pPr>
-      <w:r>
-        <w:rPr>
-          <w:rFonts w:eastAsia="Times New Roman" w:cs="Times New Roman"/>
-          <w:sz w:val="24"/>
-          <w:szCs w:val="24"/>
-        </w:rPr>
-        <w:t>Se eligió Expo SDK 57 por su rapidez de desarrollo (</w:t>
-      </w:r>
-      <w:proofErr w:type="spellStart"/>
-      <w:r>
-        <w:rPr>
-          <w:rFonts w:eastAsia="Times New Roman" w:cs="Times New Roman"/>
-          <w:sz w:val="24"/>
-          <w:szCs w:val="24"/>
-        </w:rPr>
-        <w:t>setup</w:t>
-      </w:r>
-      <w:proofErr w:type="spellEnd"/>
-      <w:r>
-        <w:rPr>
-          <w:rFonts w:eastAsia="Times New Roman" w:cs="Times New Roman"/>
-          <w:sz w:val="24"/>
-          <w:szCs w:val="24"/>
-        </w:rPr>
-        <w:t xml:space="preserve"> inmediato con </w:t>
-      </w:r>
-      <w:proofErr w:type="spellStart"/>
-      <w:r>
-        <w:rPr>
-          <w:rFonts w:eastAsia="Times New Roman" w:cs="Times New Roman"/>
-          <w:sz w:val="24"/>
-          <w:szCs w:val="24"/>
-        </w:rPr>
-        <w:t>create</w:t>
-      </w:r>
-      <w:proofErr w:type="spellEnd"/>
-      <w:r>
-        <w:rPr>
-          <w:rFonts w:eastAsia="Times New Roman" w:cs="Times New Roman"/>
-          <w:sz w:val="24"/>
-          <w:szCs w:val="24"/>
-        </w:rPr>
-        <w:t xml:space="preserve">-expo-app), soporte de EAS </w:t>
-      </w:r>
-      <w:proofErr w:type="spellStart"/>
-      <w:r>
-        <w:rPr>
-          <w:rFonts w:eastAsia="Times New Roman" w:cs="Times New Roman"/>
-          <w:sz w:val="24"/>
-          <w:szCs w:val="24"/>
-        </w:rPr>
-        <w:t>Build</w:t>
-      </w:r>
-      <w:proofErr w:type="spellEnd"/>
-      <w:r>
-        <w:rPr>
-          <w:rFonts w:eastAsia="Times New Roman" w:cs="Times New Roman"/>
-          <w:sz w:val="24"/>
-          <w:szCs w:val="24"/>
-        </w:rPr>
-        <w:t xml:space="preserve"> para generar APK/AAB sin Android Studio local, expo-</w:t>
-      </w:r>
-      <w:proofErr w:type="spellStart"/>
-      <w:r>
-        <w:rPr>
-          <w:rFonts w:eastAsia="Times New Roman" w:cs="Times New Roman"/>
-          <w:sz w:val="24"/>
-          <w:szCs w:val="24"/>
-        </w:rPr>
-        <w:t>router</w:t>
-      </w:r>
-      <w:proofErr w:type="spellEnd"/>
-      <w:r>
-        <w:rPr>
-          <w:rFonts w:eastAsia="Times New Roman" w:cs="Times New Roman"/>
-          <w:sz w:val="24"/>
-          <w:szCs w:val="24"/>
-        </w:rPr>
-        <w:t xml:space="preserve"> para enrutamiento basado en archivos, y los experimentos de </w:t>
-      </w:r>
-      <w:proofErr w:type="spellStart"/>
-      <w:r>
-        <w:rPr>
-          <w:rFonts w:eastAsia="Times New Roman" w:cs="Times New Roman"/>
-          <w:sz w:val="24"/>
-          <w:szCs w:val="24"/>
-        </w:rPr>
-        <w:t>typedRoutes</w:t>
-      </w:r>
-      <w:proofErr w:type="spellEnd"/>
-      <w:r>
-        <w:rPr>
-          <w:rFonts w:eastAsia="Times New Roman" w:cs="Times New Roman"/>
-          <w:sz w:val="24"/>
-          <w:szCs w:val="24"/>
-        </w:rPr>
-        <w:t xml:space="preserve"> y </w:t>
-      </w:r>
-      <w:proofErr w:type="spellStart"/>
-      <w:r>
-        <w:rPr>
-          <w:rFonts w:eastAsia="Times New Roman" w:cs="Times New Roman"/>
-          <w:sz w:val="24"/>
-          <w:szCs w:val="24"/>
-        </w:rPr>
-        <w:t>reactCompiler</w:t>
-      </w:r>
-      <w:proofErr w:type="spellEnd"/>
-      <w:r>
-        <w:rPr>
-          <w:rFonts w:eastAsia="Times New Roman" w:cs="Times New Roman"/>
-          <w:sz w:val="24"/>
-          <w:szCs w:val="24"/>
-        </w:rPr>
-        <w:t xml:space="preserve"> para </w:t>
-      </w:r>
-      <w:proofErr w:type="spellStart"/>
-      <w:r>
-        <w:rPr>
-          <w:rFonts w:eastAsia="Times New Roman" w:cs="Times New Roman"/>
-          <w:sz w:val="24"/>
-          <w:szCs w:val="24"/>
-        </w:rPr>
-        <w:t>type</w:t>
-      </w:r>
-      <w:proofErr w:type="spellEnd"/>
-      <w:r>
-        <w:rPr>
-          <w:rFonts w:eastAsia="Times New Roman" w:cs="Times New Roman"/>
-          <w:sz w:val="24"/>
-          <w:szCs w:val="24"/>
-        </w:rPr>
-        <w:t xml:space="preserve"> safety y optimización de renders.</w:t>
-      </w:r>
-    </w:p>
-    <w:p>
-      <w:pPr>
-        <w:pStyle w:val="Ttulo3"/>
-        <w:spacing w:before="240" w:after="120"/>
-      </w:pPr>
-      <w:bookmarkStart w:id="18" w:name="_Toc236080277"/>
-      <w:r>
-        <w:rPr>
-          <w:rFonts w:eastAsia="Times New Roman" w:cs="Times New Roman"/>
-          <w:bCs/>
-          <w:i/>
-          <w:iCs/>
-          <w:sz w:val="24"/>
-          <w:szCs w:val="24"/>
-        </w:rPr>
         <w:t>3.2.2 Spring Boot</w:t>
       </w:r>
       <w:bookmarkEnd w:id="18"/>
@@ -8277,61 +7022,7 @@
           <w:sz w:val="24"/>
           <w:szCs w:val="24"/>
         </w:rPr>
-        <w:t xml:space="preserve">Se eligió Spring Boot por su </w:t>
-      </w:r>
-      <w:proofErr w:type="spellStart"/>
-      <w:r>
-        <w:rPr>
-          <w:rFonts w:eastAsia="Times New Roman" w:cs="Times New Roman"/>
-          <w:sz w:val="24"/>
-          <w:szCs w:val="24"/>
-        </w:rPr>
-        <w:t>framework</w:t>
-      </w:r>
-      <w:proofErr w:type="spellEnd"/>
-      <w:r>
-        <w:rPr>
-          <w:rFonts w:eastAsia="Times New Roman" w:cs="Times New Roman"/>
-          <w:sz w:val="24"/>
-          <w:szCs w:val="24"/>
-        </w:rPr>
-        <w:t xml:space="preserve"> de seguridad maduro (Spring Security), ORM robusto (JPA/</w:t>
-      </w:r>
-      <w:proofErr w:type="spellStart"/>
-      <w:r>
-        <w:rPr>
-          <w:rFonts w:eastAsia="Times New Roman" w:cs="Times New Roman"/>
-          <w:sz w:val="24"/>
-          <w:szCs w:val="24"/>
-        </w:rPr>
-        <w:t>Hibernate</w:t>
-      </w:r>
-      <w:proofErr w:type="spellEnd"/>
-      <w:r>
-        <w:rPr>
-          <w:rFonts w:eastAsia="Times New Roman" w:cs="Times New Roman"/>
-          <w:sz w:val="24"/>
-          <w:szCs w:val="24"/>
-        </w:rPr>
-        <w:t xml:space="preserve">), soporte oficial de </w:t>
-      </w:r>
-      <w:proofErr w:type="spellStart"/>
-      <w:r>
-        <w:rPr>
-          <w:rFonts w:eastAsia="Times New Roman" w:cs="Times New Roman"/>
-          <w:sz w:val="24"/>
-          <w:szCs w:val="24"/>
-        </w:rPr>
-        <w:t>Firebase</w:t>
-      </w:r>
-      <w:proofErr w:type="spellEnd"/>
-      <w:r>
-        <w:rPr>
-          <w:rFonts w:eastAsia="Times New Roman" w:cs="Times New Roman"/>
-          <w:sz w:val="24"/>
-          <w:szCs w:val="24"/>
-        </w:rPr>
-        <w:t xml:space="preserve"> </w:t>
+        <w:t xml:space="preserve">Se eligió Spring Boot por su framework de seguridad maduro (Spring Security), ORM robusto (JPA/Hibernate), soporte oficial de Firebase </w:t>
       </w:r>
       <w:proofErr w:type="spellStart"/>
       <w:r>
@@ -8379,61 +7070,7 @@
           <w:sz w:val="24"/>
           <w:szCs w:val="24"/>
         </w:rPr>
-        <w:t xml:space="preserve">El sistema de autenticación soporta dos métodos: registro e inicio de sesión local (correo y contraseña), e inicio de sesión con Google (mediante </w:t>
-      </w:r>
-      <w:proofErr w:type="spellStart"/>
-      <w:r>
-        <w:rPr>
-          <w:rFonts w:eastAsia="Times New Roman" w:cs="Times New Roman"/>
-          <w:sz w:val="24"/>
-          <w:szCs w:val="24"/>
-        </w:rPr>
-        <w:t>Firebase</w:t>
-      </w:r>
-      <w:proofErr w:type="spellEnd"/>
-      <w:r>
-        <w:rPr>
-          <w:rFonts w:eastAsia="Times New Roman" w:cs="Times New Roman"/>
-          <w:sz w:val="24"/>
-          <w:szCs w:val="24"/>
-        </w:rPr>
-        <w:t xml:space="preserve"> Auth). En ambos casos, el </w:t>
-      </w:r>
-      <w:proofErr w:type="spellStart"/>
-      <w:r>
-        <w:rPr>
-          <w:rFonts w:eastAsia="Times New Roman" w:cs="Times New Roman"/>
-          <w:sz w:val="24"/>
-          <w:szCs w:val="24"/>
-        </w:rPr>
-        <w:t>backend</w:t>
-      </w:r>
-      <w:proofErr w:type="spellEnd"/>
-      <w:r>
-        <w:rPr>
-          <w:rFonts w:eastAsia="Times New Roman" w:cs="Times New Roman"/>
-          <w:sz w:val="24"/>
-          <w:szCs w:val="24"/>
-        </w:rPr>
-        <w:t xml:space="preserve"> genera un token JWT que el </w:t>
-      </w:r>
-      <w:proofErr w:type="spellStart"/>
-      <w:r>
-        <w:rPr>
-          <w:rFonts w:eastAsia="Times New Roman" w:cs="Times New Roman"/>
-          <w:sz w:val="24"/>
-          <w:szCs w:val="24"/>
-        </w:rPr>
-        <w:t>frontend</w:t>
-      </w:r>
-      <w:proofErr w:type="spellEnd"/>
-      <w:r>
-        <w:rPr>
-          <w:rFonts w:eastAsia="Times New Roman" w:cs="Times New Roman"/>
-          <w:sz w:val="24"/>
-          <w:szCs w:val="24"/>
-        </w:rPr>
-        <w:t xml:space="preserve"> almacena de forma segura (expo-</w:t>
+        <w:t>El sistema de autenticación soporta dos métodos: registro e inicio de sesión local (correo y contraseña), e inicio de sesión con Google (mediante Firebase Auth). En ambos casos, el backend genera un token JWT que el frontend almacena de forma segura (expo-</w:t>
       </w:r>
       <w:proofErr w:type="spellStart"/>
       <w:r>
@@ -8706,25 +7343,7 @@
                 <w:sz w:val="24"/>
                 <w:szCs w:val="24"/>
               </w:rPr>
-              <w:t xml:space="preserve">JWT + </w:t>
-            </w:r>
-            <w:proofErr w:type="spellStart"/>
-            <w:r>
-              <w:rPr>
-                <w:rFonts w:eastAsia="Times New Roman" w:cs="Times New Roman"/>
-                <w:sz w:val="24"/>
-                <w:szCs w:val="24"/>
-              </w:rPr>
-              <w:t>Firebase</w:t>
-            </w:r>
-            <w:proofErr w:type="spellEnd"/>
-            <w:r>
-              <w:rPr>
-                <w:rFonts w:eastAsia="Times New Roman" w:cs="Times New Roman"/>
-                <w:sz w:val="24"/>
-                <w:szCs w:val="24"/>
-              </w:rPr>
-              <w:t xml:space="preserve"> Auth</w:t>
+              <w:t>JWT + Firebase Auth</w:t>
             </w:r>
           </w:p>
         </w:tc>
@@ -9227,7 +7846,6 @@
             <w:vAlign w:val="center"/>
           </w:tcPr>
           <w:p>
-            <w:proofErr w:type="spellStart"/>
             <w:r>
               <w:rPr>
                 <w:rFonts w:eastAsia="Times New Roman" w:cs="Times New Roman"/>
@@ -9236,7 +7854,6 @@
               </w:rPr>
               <w:t>npm</w:t>
             </w:r>
-            <w:proofErr w:type="spellEnd"/>
           </w:p>
         </w:tc>
         <w:tc>
@@ -9334,25 +7951,7 @@
                 <w:sz w:val="24"/>
                 <w:szCs w:val="24"/>
               </w:rPr>
-              <w:t xml:space="preserve">3.9+ (o usar </w:t>
-            </w:r>
-            <w:proofErr w:type="spellStart"/>
-            <w:r>
-              <w:rPr>
-                <w:rFonts w:eastAsia="Times New Roman" w:cs="Times New Roman"/>
-                <w:sz w:val="24"/>
-                <w:szCs w:val="24"/>
-              </w:rPr>
-              <w:t>wrapper</w:t>
-            </w:r>
-            <w:proofErr w:type="spellEnd"/>
-            <w:r>
-              <w:rPr>
-                <w:rFonts w:eastAsia="Times New Roman" w:cs="Times New Roman"/>
-                <w:sz w:val="24"/>
-                <w:szCs w:val="24"/>
-              </w:rPr>
-              <w:t>)</w:t>
+              <w:t>3.9+ (o usar wrapper)</w:t>
             </w:r>
           </w:p>
         </w:tc>
@@ -9420,23 +8019,93 @@
         <w:spacing w:line="276" w:lineRule="auto"/>
         <w:ind w:left="720"/>
       </w:pPr>
-      <w:proofErr w:type="spellStart"/>
       <w:r>
         <w:rPr>
           <w:rFonts w:ascii="Courier New" w:eastAsia="Courier New" w:hAnsi="Courier New" w:cs="Courier New"/>
           <w:sz w:val="20"/>
           <w:szCs w:val="20"/>
         </w:rPr>
-        <w:t>git</w:t>
-      </w:r>
-      <w:proofErr w:type="spellEnd"/>
+        <w:t>git clone https://github.com/Eduard8813/The-Stallions.git</w:t>
+      </w:r>
+    </w:p>
+    <w:p>
+      <w:pPr>
+        <w:spacing w:line="276" w:lineRule="auto"/>
+        <w:ind w:left="720"/>
+      </w:pPr>
       <w:r>
         <w:rPr>
           <w:rFonts w:ascii="Courier New" w:eastAsia="Courier New" w:hAnsi="Courier New" w:cs="Courier New"/>
           <w:sz w:val="20"/>
           <w:szCs w:val="20"/>
         </w:rPr>
-        <w:t xml:space="preserve"> clone https://github.com/Eduard8813/The-Stallions.git</w:t>
+        <w:t>cd The-Stallions</w:t>
+      </w:r>
+    </w:p>
+    <w:p>
+      <w:pPr>
+        <w:pStyle w:val="Ttulo2"/>
+        <w:spacing w:before="360" w:after="120"/>
+      </w:pPr>
+      <w:bookmarkStart w:id="24" w:name="_Toc236080283"/>
+      <w:r>
+        <w:rPr>
+          <w:rFonts w:eastAsia="Times New Roman" w:cs="Times New Roman"/>
+          <w:bCs/>
+          <w:sz w:val="24"/>
+          <w:szCs w:val="24"/>
+        </w:rPr>
+        <w:t>4.3 Configurar el Backend</w:t>
+      </w:r>
+      <w:bookmarkEnd w:id="24"/>
+    </w:p>
+    <w:p>
+      <w:pPr>
+        <w:ind w:firstLine="720"/>
+      </w:pPr>
+      <w:r>
+        <w:rPr>
+          <w:rFonts w:eastAsia="Times New Roman" w:cs="Times New Roman"/>
+          <w:sz w:val="24"/>
+          <w:szCs w:val="24"/>
+        </w:rPr>
+        <w:t xml:space="preserve">Navegar al directorio del backend, configurar las variables de entorno en </w:t>
+      </w:r>
+      <w:proofErr w:type="gramStart"/>
+      <w:r>
+        <w:rPr>
+          <w:rFonts w:eastAsia="Times New Roman" w:cs="Times New Roman"/>
+          <w:sz w:val="24"/>
+          <w:szCs w:val="24"/>
+        </w:rPr>
+        <w:t>application.properties</w:t>
+      </w:r>
+      <w:proofErr w:type="gramEnd"/>
+      <w:r>
+        <w:rPr>
+          <w:rFonts w:eastAsia="Times New Roman" w:cs="Times New Roman"/>
+          <w:sz w:val="24"/>
+          <w:szCs w:val="24"/>
+        </w:rPr>
+        <w:t xml:space="preserve"> (conexión SQL Server, JWT, Firebase </w:t>
+      </w:r>
+      <w:proofErr w:type="spellStart"/>
+      <w:r>
+        <w:rPr>
+          <w:rFonts w:eastAsia="Times New Roman" w:cs="Times New Roman"/>
+          <w:sz w:val="24"/>
+          <w:szCs w:val="24"/>
+        </w:rPr>
+        <w:t>credentials</w:t>
+      </w:r>
+      <w:proofErr w:type="spellEnd"/>
+      <w:r>
+        <w:rPr>
+          <w:rFonts w:eastAsia="Times New Roman" w:cs="Times New Roman"/>
+          <w:sz w:val="24"/>
+          <w:szCs w:val="24"/>
+        </w:rPr>
+        <w:t>), y ejecutar:</w:t>
       </w:r>
     </w:p>
     <w:p>
@@ -9450,178 +8119,32 @@
           <w:sz w:val="20"/>
           <w:szCs w:val="20"/>
         </w:rPr>
-        <w:t>cd The-Stallions</w:t>
-      </w:r>
-    </w:p>
-    <w:p>
-      <w:pPr>
-        <w:pStyle w:val="Ttulo2"/>
-        <w:spacing w:before="360" w:after="120"/>
-      </w:pPr>
-      <w:bookmarkStart w:id="24" w:name="_Toc236080283"/>
-      <w:r>
-        <w:rPr>
-          <w:rFonts w:eastAsia="Times New Roman" w:cs="Times New Roman"/>
-          <w:bCs/>
-          <w:sz w:val="24"/>
-          <w:szCs w:val="24"/>
-        </w:rPr>
-        <w:t>4.3 Configurar el Backend</w:t>
-      </w:r>
-      <w:bookmarkEnd w:id="24"/>
-    </w:p>
-    <w:p>
-      <w:pPr>
-        <w:ind w:firstLine="720"/>
-      </w:pPr>
-      <w:r>
-        <w:rPr>
-          <w:rFonts w:eastAsia="Times New Roman" w:cs="Times New Roman"/>
-          <w:sz w:val="24"/>
-          <w:szCs w:val="24"/>
-        </w:rPr>
-        <w:t xml:space="preserve">Navegar al directorio del </w:t>
+        <w:t>cd Backend/</w:t>
       </w:r>
       <w:proofErr w:type="spellStart"/>
-      <w:r>
-        <w:rPr>
-          <w:rFonts w:eastAsia="Times New Roman" w:cs="Times New Roman"/>
-          <w:sz w:val="24"/>
-          <w:szCs w:val="24"/>
-        </w:rPr>
-        <w:t>backend</w:t>
-      </w:r>
-      <w:proofErr w:type="spellEnd"/>
-      <w:r>
-        <w:rPr>
-          <w:rFonts w:eastAsia="Times New Roman" w:cs="Times New Roman"/>
-          <w:sz w:val="24"/>
-          <w:szCs w:val="24"/>
-        </w:rPr>
-        <w:t xml:space="preserve">, configurar las variables de entorno en </w:t>
-      </w:r>
-      <w:proofErr w:type="spellStart"/>
-      <w:proofErr w:type="gramStart"/>
-      <w:r>
-        <w:rPr>
-          <w:rFonts w:eastAsia="Times New Roman" w:cs="Times New Roman"/>
-          <w:sz w:val="24"/>
-          <w:szCs w:val="24"/>
-        </w:rPr>
-        <w:t>application.properties</w:t>
-      </w:r>
-      <w:proofErr w:type="spellEnd"/>
-      <w:proofErr w:type="gramEnd"/>
-      <w:r>
-        <w:rPr>
-          <w:rFonts w:eastAsia="Times New Roman" w:cs="Times New Roman"/>
-          <w:sz w:val="24"/>
-          <w:szCs w:val="24"/>
-        </w:rPr>
-        <w:t xml:space="preserve"> (conexión SQL Server, JWT, </w:t>
-      </w:r>
-      <w:proofErr w:type="spellStart"/>
-      <w:r>
-        <w:rPr>
-          <w:rFonts w:eastAsia="Times New Roman" w:cs="Times New Roman"/>
-          <w:sz w:val="24"/>
-          <w:szCs w:val="24"/>
-        </w:rPr>
-        <w:t>Firebase</w:t>
-      </w:r>
-      <w:proofErr w:type="spellEnd"/>
-      <w:r>
-        <w:rPr>
-          <w:rFonts w:eastAsia="Times New Roman" w:cs="Times New Roman"/>
-          <w:sz w:val="24"/>
-          <w:szCs w:val="24"/>
-        </w:rPr>
-        <w:t xml:space="preserve"> </w:t>
-      </w:r>
-      <w:proofErr w:type="spellStart"/>
-      <w:r>
-        <w:rPr>
-          <w:rFonts w:eastAsia="Times New Roman" w:cs="Times New Roman"/>
-          <w:sz w:val="24"/>
-          <w:szCs w:val="24"/>
-        </w:rPr>
-        <w:t>credentials</w:t>
-      </w:r>
-      <w:proofErr w:type="spellEnd"/>
-      <w:r>
-        <w:rPr>
-          <w:rFonts w:eastAsia="Times New Roman" w:cs="Times New Roman"/>
-          <w:sz w:val="24"/>
-          <w:szCs w:val="24"/>
-        </w:rPr>
-        <w:t>), y ejecutar:</w:t>
-      </w:r>
-    </w:p>
-    <w:p>
-      <w:pPr>
-        <w:spacing w:line="276" w:lineRule="auto"/>
-        <w:ind w:left="720"/>
-      </w:pPr>
       <w:r>
         <w:rPr>
           <w:rFonts w:ascii="Courier New" w:eastAsia="Courier New" w:hAnsi="Courier New" w:cs="Courier New"/>
           <w:sz w:val="20"/>
           <w:szCs w:val="20"/>
         </w:rPr>
-        <w:t>cd Backend/</w:t>
-      </w:r>
-      <w:proofErr w:type="spellStart"/>
+        <w:t>the_stallions</w:t>
+      </w:r>
+      <w:proofErr w:type="spellEnd"/>
+    </w:p>
+    <w:p>
+      <w:pPr>
+        <w:spacing w:line="276" w:lineRule="auto"/>
+        <w:ind w:left="720"/>
+      </w:pPr>
       <w:r>
         <w:rPr>
           <w:rFonts w:ascii="Courier New" w:eastAsia="Courier New" w:hAnsi="Courier New" w:cs="Courier New"/>
           <w:sz w:val="20"/>
           <w:szCs w:val="20"/>
         </w:rPr>
-        <w:t>the_stallions</w:t>
-      </w:r>
-      <w:proofErr w:type="spellEnd"/>
-    </w:p>
-    <w:p>
-      <w:pPr>
-        <w:spacing w:line="276" w:lineRule="auto"/>
-        <w:ind w:left="720"/>
-      </w:pPr>
-      <w:r>
-        <w:rPr>
-          <w:rFonts w:ascii="Courier New" w:eastAsia="Courier New" w:hAnsi="Courier New" w:cs="Courier New"/>
-          <w:sz w:val="20"/>
-          <w:szCs w:val="20"/>
-        </w:rPr>
-        <w:t xml:space="preserve">mvnw.cmd </w:t>
-      </w:r>
-      <w:proofErr w:type="spellStart"/>
-      <w:r>
-        <w:rPr>
-          <w:rFonts w:ascii="Courier New" w:eastAsia="Courier New" w:hAnsi="Courier New" w:cs="Courier New"/>
-          <w:sz w:val="20"/>
-          <w:szCs w:val="20"/>
-        </w:rPr>
-        <w:t>clean</w:t>
-      </w:r>
-      <w:proofErr w:type="spellEnd"/>
-      <w:r>
-        <w:rPr>
-          <w:rFonts w:ascii="Courier New" w:eastAsia="Courier New" w:hAnsi="Courier New" w:cs="Courier New"/>
-          <w:sz w:val="20"/>
-          <w:szCs w:val="20"/>
-        </w:rPr>
-        <w:t xml:space="preserve"> </w:t>
-      </w:r>
-      <w:proofErr w:type="spellStart"/>
-      <w:r>
-        <w:rPr>
-          <w:rFonts w:ascii="Courier New" w:eastAsia="Courier New" w:hAnsi="Courier New" w:cs="Courier New"/>
-          <w:sz w:val="20"/>
-          <w:szCs w:val="20"/>
-        </w:rPr>
-        <w:t>install</w:t>
-      </w:r>
-      <w:proofErr w:type="spellEnd"/>
+        <w:t>mvnw.cmd clean install</w:t>
+      </w:r>
     </w:p>
     <w:p>
       <w:pPr>
@@ -9683,118 +8206,113 @@
           <w:sz w:val="24"/>
           <w:szCs w:val="24"/>
         </w:rPr>
-        <w:t xml:space="preserve">4.4 Configurar el </w:t>
+        <w:t>4.4 Configurar el Frontend</w:t>
+      </w:r>
+      <w:bookmarkEnd w:id="25"/>
+    </w:p>
+    <w:p>
+      <w:pPr>
+        <w:ind w:firstLine="720"/>
+      </w:pPr>
+      <w:r>
+        <w:rPr>
+          <w:rFonts w:eastAsia="Times New Roman" w:cs="Times New Roman"/>
+          <w:sz w:val="24"/>
+          <w:szCs w:val="24"/>
+        </w:rPr>
+        <w:t xml:space="preserve">Navegar al directorio del frontend, instalar dependencias, </w:t>
+      </w:r>
+      <w:proofErr w:type="gramStart"/>
+      <w:r>
+        <w:rPr>
+          <w:rFonts w:eastAsia="Times New Roman" w:cs="Times New Roman"/>
+          <w:sz w:val="24"/>
+          <w:szCs w:val="24"/>
+        </w:rPr>
+        <w:t>copiar .</w:t>
       </w:r>
       <w:proofErr w:type="spellStart"/>
       <w:r>
         <w:rPr>
           <w:rFonts w:eastAsia="Times New Roman" w:cs="Times New Roman"/>
-          <w:bCs/>
-          <w:sz w:val="24"/>
-          <w:szCs w:val="24"/>
-        </w:rPr>
-        <w:t>Frontend</w:t>
-      </w:r>
-      <w:bookmarkEnd w:id="25"/>
+          <w:sz w:val="24"/>
+          <w:szCs w:val="24"/>
+        </w:rPr>
+        <w:t>env</w:t>
+      </w:r>
+      <w:proofErr w:type="gramEnd"/>
+      <w:r>
+        <w:rPr>
+          <w:rFonts w:eastAsia="Times New Roman" w:cs="Times New Roman"/>
+          <w:sz w:val="24"/>
+          <w:szCs w:val="24"/>
+        </w:rPr>
+        <w:t>.example</w:t>
+      </w:r>
+      <w:proofErr w:type="spellEnd"/>
+      <w:r>
+        <w:rPr>
+          <w:rFonts w:eastAsia="Times New Roman" w:cs="Times New Roman"/>
+          <w:sz w:val="24"/>
+          <w:szCs w:val="24"/>
+        </w:rPr>
+        <w:t xml:space="preserve"> </w:t>
+      </w:r>
+      <w:proofErr w:type="gramStart"/>
+      <w:r>
+        <w:rPr>
+          <w:rFonts w:eastAsia="Times New Roman" w:cs="Times New Roman"/>
+          <w:sz w:val="24"/>
+          <w:szCs w:val="24"/>
+        </w:rPr>
+        <w:t>como .</w:t>
+      </w:r>
+      <w:proofErr w:type="spellStart"/>
+      <w:r>
+        <w:rPr>
+          <w:rFonts w:eastAsia="Times New Roman" w:cs="Times New Roman"/>
+          <w:sz w:val="24"/>
+          <w:szCs w:val="24"/>
+        </w:rPr>
+        <w:t>env</w:t>
+      </w:r>
+      <w:proofErr w:type="spellEnd"/>
+      <w:proofErr w:type="gramEnd"/>
+      <w:r>
+        <w:rPr>
+          <w:rFonts w:eastAsia="Times New Roman" w:cs="Times New Roman"/>
+          <w:sz w:val="24"/>
+          <w:szCs w:val="24"/>
+        </w:rPr>
+        <w:t>, y ejecutar:</w:t>
+      </w:r>
+    </w:p>
+    <w:p>
+      <w:pPr>
+        <w:spacing w:line="276" w:lineRule="auto"/>
+        <w:ind w:left="720"/>
+      </w:pPr>
+      <w:r>
+        <w:rPr>
+          <w:rFonts w:ascii="Courier New" w:eastAsia="Courier New" w:hAnsi="Courier New" w:cs="Courier New"/>
+          <w:sz w:val="20"/>
+          <w:szCs w:val="20"/>
+        </w:rPr>
+        <w:t>cd Frontend/</w:t>
+      </w:r>
+      <w:proofErr w:type="spellStart"/>
+      <w:r>
+        <w:rPr>
+          <w:rFonts w:ascii="Courier New" w:eastAsia="Courier New" w:hAnsi="Courier New" w:cs="Courier New"/>
+          <w:sz w:val="20"/>
+          <w:szCs w:val="20"/>
+        </w:rPr>
+        <w:t>The_Stallions</w:t>
+      </w:r>
       <w:proofErr w:type="spellEnd"/>
     </w:p>
     <w:p>
       <w:pPr>
-        <w:ind w:firstLine="720"/>
-      </w:pPr>
-      <w:r>
-        <w:rPr>
-          <w:rFonts w:eastAsia="Times New Roman" w:cs="Times New Roman"/>
-          <w:sz w:val="24"/>
-          <w:szCs w:val="24"/>
-        </w:rPr>
-        <w:t xml:space="preserve">Navegar al directorio del </w:t>
-      </w:r>
-      <w:proofErr w:type="spellStart"/>
-      <w:r>
-        <w:rPr>
-          <w:rFonts w:eastAsia="Times New Roman" w:cs="Times New Roman"/>
-          <w:sz w:val="24"/>
-          <w:szCs w:val="24"/>
-        </w:rPr>
-        <w:t>frontend</w:t>
-      </w:r>
-      <w:proofErr w:type="spellEnd"/>
-      <w:r>
-        <w:rPr>
-          <w:rFonts w:eastAsia="Times New Roman" w:cs="Times New Roman"/>
-          <w:sz w:val="24"/>
-          <w:szCs w:val="24"/>
-        </w:rPr>
-        <w:t xml:space="preserve">, instalar dependencias, </w:t>
-      </w:r>
-      <w:proofErr w:type="gramStart"/>
-      <w:r>
-        <w:rPr>
-          <w:rFonts w:eastAsia="Times New Roman" w:cs="Times New Roman"/>
-          <w:sz w:val="24"/>
-          <w:szCs w:val="24"/>
-        </w:rPr>
-        <w:t>copiar .</w:t>
-      </w:r>
-      <w:proofErr w:type="spellStart"/>
-      <w:r>
-        <w:rPr>
-          <w:rFonts w:eastAsia="Times New Roman" w:cs="Times New Roman"/>
-          <w:sz w:val="24"/>
-          <w:szCs w:val="24"/>
-        </w:rPr>
-        <w:t>env</w:t>
-      </w:r>
-      <w:proofErr w:type="gramEnd"/>
-      <w:r>
-        <w:rPr>
-          <w:rFonts w:eastAsia="Times New Roman" w:cs="Times New Roman"/>
-          <w:sz w:val="24"/>
-          <w:szCs w:val="24"/>
-        </w:rPr>
-        <w:t>.example</w:t>
-      </w:r>
-      <w:proofErr w:type="spellEnd"/>
-      <w:r>
-        <w:rPr>
-          <w:rFonts w:eastAsia="Times New Roman" w:cs="Times New Roman"/>
-          <w:sz w:val="24"/>
-          <w:szCs w:val="24"/>
-        </w:rPr>
-        <w:t xml:space="preserve"> </w:t>
-      </w:r>
-      <w:proofErr w:type="gramStart"/>
-      <w:r>
-        <w:rPr>
-          <w:rFonts w:eastAsia="Times New Roman" w:cs="Times New Roman"/>
-          <w:sz w:val="24"/>
-          <w:szCs w:val="24"/>
-        </w:rPr>
-        <w:t>como .</w:t>
-      </w:r>
-      <w:proofErr w:type="spellStart"/>
-      <w:r>
-        <w:rPr>
-          <w:rFonts w:eastAsia="Times New Roman" w:cs="Times New Roman"/>
-          <w:sz w:val="24"/>
-          <w:szCs w:val="24"/>
-        </w:rPr>
-        <w:t>env</w:t>
-      </w:r>
-      <w:proofErr w:type="spellEnd"/>
-      <w:proofErr w:type="gramEnd"/>
-      <w:r>
-        <w:rPr>
-          <w:rFonts w:eastAsia="Times New Roman" w:cs="Times New Roman"/>
-          <w:sz w:val="24"/>
-          <w:szCs w:val="24"/>
-        </w:rPr>
-        <w:t>, y ejecutar:</w:t>
-      </w:r>
-    </w:p>
-    <w:p>
-      <w:pPr>
         <w:spacing w:line="276" w:lineRule="auto"/>
         <w:ind w:left="720"/>
       </w:pPr>
@@ -9804,70 +8322,8 @@
           <w:sz w:val="20"/>
           <w:szCs w:val="20"/>
         </w:rPr>
-        <w:t xml:space="preserve">cd </w:t>
-      </w:r>
-      <w:proofErr w:type="spellStart"/>
-      <w:r>
-        <w:rPr>
-          <w:rFonts w:ascii="Courier New" w:eastAsia="Courier New" w:hAnsi="Courier New" w:cs="Courier New"/>
-          <w:sz w:val="20"/>
-          <w:szCs w:val="20"/>
-        </w:rPr>
-        <w:t>Frontend</w:t>
-      </w:r>
-      <w:proofErr w:type="spellEnd"/>
-      <w:r>
-        <w:rPr>
-          <w:rFonts w:ascii="Courier New" w:eastAsia="Courier New" w:hAnsi="Courier New" w:cs="Courier New"/>
-          <w:sz w:val="20"/>
-          <w:szCs w:val="20"/>
-        </w:rPr>
-        <w:t>/</w:t>
-      </w:r>
-      <w:proofErr w:type="spellStart"/>
-      <w:r>
-        <w:rPr>
-          <w:rFonts w:ascii="Courier New" w:eastAsia="Courier New" w:hAnsi="Courier New" w:cs="Courier New"/>
-          <w:sz w:val="20"/>
-          <w:szCs w:val="20"/>
-        </w:rPr>
-        <w:t>The_Stallions</w:t>
-      </w:r>
-      <w:proofErr w:type="spellEnd"/>
-    </w:p>
-    <w:p>
-      <w:pPr>
-        <w:spacing w:line="276" w:lineRule="auto"/>
-        <w:ind w:left="720"/>
-      </w:pPr>
-      <w:proofErr w:type="spellStart"/>
-      <w:r>
-        <w:rPr>
-          <w:rFonts w:ascii="Courier New" w:eastAsia="Courier New" w:hAnsi="Courier New" w:cs="Courier New"/>
-          <w:sz w:val="20"/>
-          <w:szCs w:val="20"/>
-        </w:rPr>
-        <w:t>npm</w:t>
-      </w:r>
-      <w:proofErr w:type="spellEnd"/>
-      <w:r>
-        <w:rPr>
-          <w:rFonts w:ascii="Courier New" w:eastAsia="Courier New" w:hAnsi="Courier New" w:cs="Courier New"/>
-          <w:sz w:val="20"/>
-          <w:szCs w:val="20"/>
-        </w:rPr>
-        <w:t xml:space="preserve"> </w:t>
-      </w:r>
-      <w:proofErr w:type="spellStart"/>
-      <w:r>
-        <w:rPr>
-          <w:rFonts w:ascii="Courier New" w:eastAsia="Courier New" w:hAnsi="Courier New" w:cs="Courier New"/>
-          <w:sz w:val="20"/>
-          <w:szCs w:val="20"/>
-        </w:rPr>
-        <w:t>install</w:t>
-      </w:r>
-      <w:proofErr w:type="spellEnd"/>
+        <w:t>npm install</w:t>
+      </w:r>
     </w:p>
     <w:p>
       <w:pPr>
@@ -9946,34 +8402,14 @@
         <w:spacing w:line="276" w:lineRule="auto"/>
         <w:ind w:left="720"/>
       </w:pPr>
-      <w:proofErr w:type="spellStart"/>
       <w:r>
         <w:rPr>
           <w:rFonts w:ascii="Courier New" w:eastAsia="Courier New" w:hAnsi="Courier New" w:cs="Courier New"/>
           <w:sz w:val="20"/>
           <w:szCs w:val="20"/>
         </w:rPr>
-        <w:t>npm</w:t>
-      </w:r>
-      <w:proofErr w:type="spellEnd"/>
-      <w:r>
-        <w:rPr>
-          <w:rFonts w:ascii="Courier New" w:eastAsia="Courier New" w:hAnsi="Courier New" w:cs="Courier New"/>
-          <w:sz w:val="20"/>
-          <w:szCs w:val="20"/>
-        </w:rPr>
-        <w:t xml:space="preserve"> </w:t>
-      </w:r>
-      <w:proofErr w:type="spellStart"/>
-      <w:r>
-        <w:rPr>
-          <w:rFonts w:ascii="Courier New" w:eastAsia="Courier New" w:hAnsi="Courier New" w:cs="Courier New"/>
-          <w:sz w:val="20"/>
-          <w:szCs w:val="20"/>
-        </w:rPr>
-        <w:t>start</w:t>
-      </w:r>
-      <w:proofErr w:type="spellEnd"/>
+        <w:t>npm start</w:t>
+      </w:r>
     </w:p>
     <w:p>
       <w:pPr>
@@ -10006,43 +8442,7 @@
           <w:sz w:val="24"/>
           <w:szCs w:val="24"/>
         </w:rPr>
-        <w:t xml:space="preserve">La API REST del </w:t>
-      </w:r>
-      <w:proofErr w:type="spellStart"/>
-      <w:r>
-        <w:rPr>
-          <w:rFonts w:eastAsia="Times New Roman" w:cs="Times New Roman"/>
-          <w:sz w:val="24"/>
-          <w:szCs w:val="24"/>
-        </w:rPr>
-        <w:t>backend</w:t>
-      </w:r>
-      <w:proofErr w:type="spellEnd"/>
-      <w:r>
-        <w:rPr>
-          <w:rFonts w:eastAsia="Times New Roman" w:cs="Times New Roman"/>
-          <w:sz w:val="24"/>
-          <w:szCs w:val="24"/>
-        </w:rPr>
-        <w:t xml:space="preserve"> expone los siguientes </w:t>
-      </w:r>
-      <w:proofErr w:type="spellStart"/>
-      <w:r>
-        <w:rPr>
-          <w:rFonts w:eastAsia="Times New Roman" w:cs="Times New Roman"/>
-          <w:sz w:val="24"/>
-          <w:szCs w:val="24"/>
-        </w:rPr>
-        <w:t>endpoints</w:t>
-      </w:r>
-      <w:proofErr w:type="spellEnd"/>
-      <w:r>
-        <w:rPr>
-          <w:rFonts w:eastAsia="Times New Roman" w:cs="Times New Roman"/>
-          <w:sz w:val="24"/>
-          <w:szCs w:val="24"/>
-        </w:rPr>
-        <w:t xml:space="preserve"> de autenticación bajo la ruta /api/</w:t>
+        <w:t>La API REST del backend expone los siguientes endpoints de autenticación bajo la ruta /api/</w:t>
       </w:r>
       <w:proofErr w:type="spellStart"/>
       <w:r>
@@ -10283,20 +8683,9 @@
           <w:sz w:val="24"/>
           <w:szCs w:val="24"/>
         </w:rPr>
-        <w:t>/</w:t>
-      </w:r>
-      <w:proofErr w:type="spellStart"/>
-      <w:r>
-        <w:rPr>
-          <w:rFonts w:eastAsia="Times New Roman" w:cs="Times New Roman"/>
-          <w:bCs/>
-          <w:sz w:val="24"/>
-          <w:szCs w:val="24"/>
-        </w:rPr>
-        <w:t>login</w:t>
+        <w:t>/login</w:t>
       </w:r>
       <w:bookmarkEnd w:id="28"/>
-      <w:proofErr w:type="spellEnd"/>
     </w:p>
     <w:p>
       <w:pPr>
@@ -10423,61 +8812,7 @@
           <w:sz w:val="24"/>
           <w:szCs w:val="24"/>
         </w:rPr>
-        <w:t xml:space="preserve">, obligatorio) obtenido del flujo OAuth de Google en el </w:t>
-      </w:r>
-      <w:proofErr w:type="spellStart"/>
-      <w:r>
-        <w:rPr>
-          <w:rFonts w:eastAsia="Times New Roman" w:cs="Times New Roman"/>
-          <w:sz w:val="24"/>
-          <w:szCs w:val="24"/>
-        </w:rPr>
-        <w:t>frontend</w:t>
-      </w:r>
-      <w:proofErr w:type="spellEnd"/>
-      <w:r>
-        <w:rPr>
-          <w:rFonts w:eastAsia="Times New Roman" w:cs="Times New Roman"/>
-          <w:sz w:val="24"/>
-          <w:szCs w:val="24"/>
-        </w:rPr>
-        <w:t xml:space="preserve">. El </w:t>
-      </w:r>
-      <w:proofErr w:type="spellStart"/>
-      <w:r>
-        <w:rPr>
-          <w:rFonts w:eastAsia="Times New Roman" w:cs="Times New Roman"/>
-          <w:sz w:val="24"/>
-          <w:szCs w:val="24"/>
-        </w:rPr>
-        <w:t>backend</w:t>
-      </w:r>
-      <w:proofErr w:type="spellEnd"/>
-      <w:r>
-        <w:rPr>
-          <w:rFonts w:eastAsia="Times New Roman" w:cs="Times New Roman"/>
-          <w:sz w:val="24"/>
-          <w:szCs w:val="24"/>
-        </w:rPr>
-        <w:t xml:space="preserve"> verifica el token contra </w:t>
-      </w:r>
-      <w:proofErr w:type="spellStart"/>
-      <w:r>
-        <w:rPr>
-          <w:rFonts w:eastAsia="Times New Roman" w:cs="Times New Roman"/>
-          <w:sz w:val="24"/>
-          <w:szCs w:val="24"/>
-        </w:rPr>
-        <w:t>Firebase</w:t>
-      </w:r>
-      <w:proofErr w:type="spellEnd"/>
-      <w:r>
-        <w:rPr>
-          <w:rFonts w:eastAsia="Times New Roman" w:cs="Times New Roman"/>
-          <w:sz w:val="24"/>
-          <w:szCs w:val="24"/>
-        </w:rPr>
-        <w:t xml:space="preserve"> </w:t>
+        <w:t xml:space="preserve">, obligatorio) obtenido del flujo OAuth de Google en el frontend. El backend verifica el token contra Firebase </w:t>
       </w:r>
       <w:proofErr w:type="spellStart"/>
       <w:r>
@@ -10525,61 +8860,7 @@
           <w:sz w:val="24"/>
           <w:szCs w:val="24"/>
         </w:rPr>
-        <w:t xml:space="preserve">Actualmente solo existen los </w:t>
-      </w:r>
-      <w:proofErr w:type="spellStart"/>
-      <w:r>
-        <w:rPr>
-          <w:rFonts w:eastAsia="Times New Roman" w:cs="Times New Roman"/>
-          <w:sz w:val="24"/>
-          <w:szCs w:val="24"/>
-        </w:rPr>
-        <w:t>endpoints</w:t>
-      </w:r>
-      <w:proofErr w:type="spellEnd"/>
-      <w:r>
-        <w:rPr>
-          <w:rFonts w:eastAsia="Times New Roman" w:cs="Times New Roman"/>
-          <w:sz w:val="24"/>
-          <w:szCs w:val="24"/>
-        </w:rPr>
-        <w:t xml:space="preserve"> de autenticación. Los </w:t>
-      </w:r>
-      <w:proofErr w:type="spellStart"/>
-      <w:r>
-        <w:rPr>
-          <w:rFonts w:eastAsia="Times New Roman" w:cs="Times New Roman"/>
-          <w:sz w:val="24"/>
-          <w:szCs w:val="24"/>
-        </w:rPr>
-        <w:t>endpoints</w:t>
-      </w:r>
-      <w:proofErr w:type="spellEnd"/>
-      <w:r>
-        <w:rPr>
-          <w:rFonts w:eastAsia="Times New Roman" w:cs="Times New Roman"/>
-          <w:sz w:val="24"/>
-          <w:szCs w:val="24"/>
-        </w:rPr>
-        <w:t xml:space="preserve"> protegidos serán implementados en futuras iteraciones del proyecto. Todos los </w:t>
-      </w:r>
-      <w:proofErr w:type="spellStart"/>
-      <w:r>
-        <w:rPr>
-          <w:rFonts w:eastAsia="Times New Roman" w:cs="Times New Roman"/>
-          <w:sz w:val="24"/>
-          <w:szCs w:val="24"/>
-        </w:rPr>
-        <w:t>endpoints</w:t>
-      </w:r>
-      <w:proofErr w:type="spellEnd"/>
-      <w:r>
-        <w:rPr>
-          <w:rFonts w:eastAsia="Times New Roman" w:cs="Times New Roman"/>
-          <w:sz w:val="24"/>
-          <w:szCs w:val="24"/>
-        </w:rPr>
-        <w:t xml:space="preserve"> que no comiencen con /api/</w:t>
+        <w:t>Actualmente solo existen los endpoints de autenticación. Los endpoints protegidos serán implementados en futuras iteraciones del proyecto. Todos los endpoints que no comiencen con /api/</w:t>
       </w:r>
       <w:proofErr w:type="spellStart"/>
       <w:r>
@@ -16730,6 +15011,12 @@
 </file>
 
 <file path=customXml/item1.xml><?xml version="1.0" encoding="utf-8"?>
+<go:gDocsCustomXmlDataStorage xmlns:go="http://customooxmlschemas.google.com/" xmlns:r="http://schemas.openxmlformats.org/officeDocument/2006/relationships" uri="GoogleDocsCustomDataVersion2">
+  <go:docsCustomData xmlns:go="http://customooxmlschemas.google.com/" roundtripDataSignature="AMtx7mi9d+hB7Yr5xbgsLmNWLWBp+ZE0pA==">CgMxLjAyDmgucTN2NzA2eG5kbmd2Mg5oLmt3bTJka3VkZzlmejgAciExQXU0QTJUc0Z4RFFfZjVvQkJHWk1rcEIzQ01SMG5jazY=</go:docsCustomData>
+</go:gDocsCustomXmlDataStorage>
+</file>
+
+<file path=customXml/item2.xml><?xml version="1.0" encoding="utf-8"?>
 <b:Sources xmlns:b="http://schemas.openxmlformats.org/officeDocument/2006/bibliography" xmlns="http://schemas.openxmlformats.org/officeDocument/2006/bibliography" SelectedStyle="\APASixthEditionOfficeOnline.xsl" StyleName="APA" Version="6">
   <b:Source>
     <b:Tag>Exp26</b:Tag>
@@ -16818,25 +15105,19 @@
 </b:Sources>
 </file>
 
-<file path=customXml/item2.xml><?xml version="1.0" encoding="utf-8"?>
-<go:gDocsCustomXmlDataStorage xmlns:go="http://customooxmlschemas.google.com/" xmlns:r="http://schemas.openxmlformats.org/officeDocument/2006/relationships" uri="GoogleDocsCustomDataVersion2">
-  <go:docsCustomData xmlns:go="http://customooxmlschemas.google.com/" roundtripDataSignature="AMtx7mi9d+hB7Yr5xbgsLmNWLWBp+ZE0pA==">CgMxLjAyDmgucTN2NzA2eG5kbmd2Mg5oLmt3bTJka3VkZzlmejgAciExQXU0QTJUc0Z4RFFfZjVvQkJHWk1rcEIzQ01SMG5jazY=</go:docsCustomData>
-</go:gDocsCustomXmlDataStorage>
-</file>
-
 <file path=customXml/itemProps1.xml><?xml version="1.0" encoding="utf-8"?>
-<ds:datastoreItem xmlns:ds="http://schemas.openxmlformats.org/officeDocument/2006/customXml" ds:itemID="{A3489EAB-A6D5-4604-8831-04FE5B98DB48}">
-  <ds:schemaRefs>
-    <ds:schemaRef ds:uri="http://schemas.openxmlformats.org/officeDocument/2006/bibliography"/>
-  </ds:schemaRefs>
-</ds:datastoreItem>
-</file>
-
-<file path=customXml/itemProps2.xml><?xml version="1.0" encoding="utf-8"?>
 <ds:datastoreItem xmlns:ds="http://schemas.openxmlformats.org/officeDocument/2006/customXml" ds:itemID="{11111111-1234-1234-1234-123412341234}">
   <ds:schemaRefs>
     <ds:schemaRef ds:uri="http://customooxmlschemas.google.com/"/>
     <ds:schemaRef ds:uri="http://schemas.openxmlformats.org/officeDocument/2006/relationships"/>
   </ds:schemaRefs>
 </ds:datastoreItem>
+</file>
+
+<file path=customXml/itemProps2.xml><?xml version="1.0" encoding="utf-8"?>
+<ds:datastoreItem xmlns:ds="http://schemas.openxmlformats.org/officeDocument/2006/customXml" ds:itemID="{A3489EAB-A6D5-4604-8831-04FE5B98DB48}">
+  <ds:schemaRefs>
+    <ds:schemaRef ds:uri="http://schemas.openxmlformats.org/officeDocument/2006/bibliography"/>
+  </ds:schemaRefs>
+</ds:datastoreItem>
 </file>